--- a/specs/contract-template/v4-template.docx
+++ b/specs/contract-template/v4-template.docx
@@ -1148,7 +1148,7 @@
           <w:sz w:val="22"/>
           <w:szCs w:val="22"/>
         </w:rPr>
-        <w:t xml:space="preserve">甲方于【租赁起始日】交付房屋。双方按附件《房屋交接清单》逐项确认设施状况，并拍照或录像留存，作为入住和退房时核对的依据。</w:t>
+        <w:t xml:space="preserve">甲方于【租赁起始日】交付房屋。双方按附件《房屋交接清单》逐项确认设施状况，作为入住和退房时核对的依据。</w:t>
       </w:r>
     </w:p>
     <w:p>
@@ -4147,7 +4147,7 @@
           <w:sz w:val="20"/>
           <w:szCs w:val="20"/>
         </w:rPr>
-        <w:t xml:space="preserve">说明：未提供的物品在“数量”栏填“—”。交接时双方对房屋及物品拍照或录像留存。</w:t>
+        <w:t xml:space="preserve">说明：未提供的物品在“数量”栏填“—”。</w:t>
       </w:r>
     </w:p>
     <w:p>

--- a/specs/contract-template/v4-template.docx
+++ b/specs/contract-template/v4-template.docx
@@ -59,6 +59,7 @@
           <w:insideH w:val="single" w:color="auto" w:sz="4"/>
           <w:insideV w:val="single" w:color="auto" w:sz="4"/>
         </w:tblBorders>
+        <w:tblLayout w:type="fixed"/>
       </w:tblPr>
       <w:tblGrid>
         <w:gridCol w:w="1950"/>
@@ -71,10 +72,10 @@
           <w:tcPr>
             <w:tcW w:type="dxa" w:w="1950"/>
             <w:tcBorders>
-              <w:top w:val="single" w:color="808080" w:sz="4"/>
-              <w:left w:val="single" w:color="808080" w:sz="4"/>
-              <w:bottom w:val="single" w:color="808080" w:sz="4"/>
-              <w:right w:val="single" w:color="808080" w:sz="4"/>
+              <w:top w:val="single" w:color="BFBFBF" w:sz="4"/>
+              <w:left w:val="single" w:color="BFBFBF" w:sz="4"/>
+              <w:bottom w:val="single" w:color="BFBFBF" w:sz="4"/>
+              <w:right w:val="single" w:color="BFBFBF" w:sz="4"/>
             </w:tcBorders>
             <w:shd w:fill="F2F2F2" w:color="auto" w:val="clear"/>
             <w:tcMar>
@@ -96,10 +97,10 @@
           <w:tcPr>
             <w:tcW w:type="dxa" w:w="1800"/>
             <w:tcBorders>
-              <w:top w:val="single" w:color="808080" w:sz="4"/>
-              <w:left w:val="single" w:color="808080" w:sz="4"/>
-              <w:bottom w:val="single" w:color="808080" w:sz="4"/>
-              <w:right w:val="single" w:color="808080" w:sz="4"/>
+              <w:top w:val="single" w:color="BFBFBF" w:sz="4"/>
+              <w:left w:val="single" w:color="BFBFBF" w:sz="4"/>
+              <w:bottom w:val="single" w:color="BFBFBF" w:sz="4"/>
+              <w:right w:val="single" w:color="BFBFBF" w:sz="4"/>
             </w:tcBorders>
             <w:shd w:fill="F2F2F2" w:color="auto" w:val="clear"/>
             <w:tcMar>
@@ -129,10 +130,10 @@
           <w:tcPr>
             <w:tcW w:type="dxa" w:w="3000"/>
             <w:tcBorders>
-              <w:top w:val="single" w:color="808080" w:sz="4"/>
-              <w:left w:val="single" w:color="808080" w:sz="4"/>
-              <w:bottom w:val="single" w:color="808080" w:sz="4"/>
-              <w:right w:val="single" w:color="808080" w:sz="4"/>
+              <w:top w:val="single" w:color="BFBFBF" w:sz="4"/>
+              <w:left w:val="single" w:color="BFBFBF" w:sz="4"/>
+              <w:bottom w:val="single" w:color="BFBFBF" w:sz="4"/>
+              <w:right w:val="single" w:color="BFBFBF" w:sz="4"/>
             </w:tcBorders>
             <w:shd w:fill="F2F2F2" w:color="auto" w:val="clear"/>
             <w:tcMar>
@@ -162,10 +163,10 @@
           <w:tcPr>
             <w:tcW w:type="dxa" w:w="2320"/>
             <w:tcBorders>
-              <w:top w:val="single" w:color="808080" w:sz="4"/>
-              <w:left w:val="single" w:color="808080" w:sz="4"/>
-              <w:bottom w:val="single" w:color="808080" w:sz="4"/>
-              <w:right w:val="single" w:color="808080" w:sz="4"/>
+              <w:top w:val="single" w:color="BFBFBF" w:sz="4"/>
+              <w:left w:val="single" w:color="BFBFBF" w:sz="4"/>
+              <w:bottom w:val="single" w:color="BFBFBF" w:sz="4"/>
+              <w:right w:val="single" w:color="BFBFBF" w:sz="4"/>
             </w:tcBorders>
             <w:shd w:fill="F2F2F2" w:color="auto" w:val="clear"/>
             <w:tcMar>
@@ -197,10 +198,10 @@
           <w:tcPr>
             <w:tcW w:type="dxa" w:w="1950"/>
             <w:tcBorders>
-              <w:top w:val="single" w:color="808080" w:sz="4"/>
-              <w:left w:val="single" w:color="808080" w:sz="4"/>
-              <w:bottom w:val="single" w:color="808080" w:sz="4"/>
-              <w:right w:val="single" w:color="808080" w:sz="4"/>
+              <w:top w:val="single" w:color="BFBFBF" w:sz="4"/>
+              <w:left w:val="single" w:color="BFBFBF" w:sz="4"/>
+              <w:bottom w:val="single" w:color="BFBFBF" w:sz="4"/>
+              <w:right w:val="single" w:color="BFBFBF" w:sz="4"/>
             </w:tcBorders>
             <w:shd w:fill="F2F2F2" w:color="auto" w:val="clear"/>
             <w:tcMar>
@@ -230,10 +231,10 @@
           <w:tcPr>
             <w:tcW w:type="dxa" w:w="1800"/>
             <w:tcBorders>
-              <w:top w:val="single" w:color="808080" w:sz="4"/>
-              <w:left w:val="single" w:color="808080" w:sz="4"/>
-              <w:bottom w:val="single" w:color="808080" w:sz="4"/>
-              <w:right w:val="single" w:color="808080" w:sz="4"/>
+              <w:top w:val="single" w:color="BFBFBF" w:sz="4"/>
+              <w:left w:val="single" w:color="BFBFBF" w:sz="4"/>
+              <w:bottom w:val="single" w:color="BFBFBF" w:sz="4"/>
+              <w:right w:val="single" w:color="BFBFBF" w:sz="4"/>
             </w:tcBorders>
             <w:tcMar>
               <w:top w:type="dxa" w:w="90"/>
@@ -262,10 +263,10 @@
           <w:tcPr>
             <w:tcW w:type="dxa" w:w="3000"/>
             <w:tcBorders>
-              <w:top w:val="single" w:color="808080" w:sz="4"/>
-              <w:left w:val="single" w:color="808080" w:sz="4"/>
-              <w:bottom w:val="single" w:color="808080" w:sz="4"/>
-              <w:right w:val="single" w:color="808080" w:sz="4"/>
+              <w:top w:val="single" w:color="BFBFBF" w:sz="4"/>
+              <w:left w:val="single" w:color="BFBFBF" w:sz="4"/>
+              <w:bottom w:val="single" w:color="BFBFBF" w:sz="4"/>
+              <w:right w:val="single" w:color="BFBFBF" w:sz="4"/>
             </w:tcBorders>
             <w:tcMar>
               <w:top w:type="dxa" w:w="90"/>
@@ -294,10 +295,10 @@
           <w:tcPr>
             <w:tcW w:type="dxa" w:w="2320"/>
             <w:tcBorders>
-              <w:top w:val="single" w:color="808080" w:sz="4"/>
-              <w:left w:val="single" w:color="808080" w:sz="4"/>
-              <w:bottom w:val="single" w:color="808080" w:sz="4"/>
-              <w:right w:val="single" w:color="808080" w:sz="4"/>
+              <w:top w:val="single" w:color="BFBFBF" w:sz="4"/>
+              <w:left w:val="single" w:color="BFBFBF" w:sz="4"/>
+              <w:bottom w:val="single" w:color="BFBFBF" w:sz="4"/>
+              <w:right w:val="single" w:color="BFBFBF" w:sz="4"/>
             </w:tcBorders>
             <w:tcMar>
               <w:top w:type="dxa" w:w="90"/>
@@ -328,10 +329,10 @@
           <w:tcPr>
             <w:tcW w:type="dxa" w:w="1950"/>
             <w:tcBorders>
-              <w:top w:val="single" w:color="808080" w:sz="4"/>
-              <w:left w:val="single" w:color="808080" w:sz="4"/>
-              <w:bottom w:val="single" w:color="808080" w:sz="4"/>
-              <w:right w:val="single" w:color="808080" w:sz="4"/>
+              <w:top w:val="single" w:color="BFBFBF" w:sz="4"/>
+              <w:left w:val="single" w:color="BFBFBF" w:sz="4"/>
+              <w:bottom w:val="single" w:color="BFBFBF" w:sz="4"/>
+              <w:right w:val="single" w:color="BFBFBF" w:sz="4"/>
             </w:tcBorders>
             <w:shd w:fill="F2F2F2" w:color="auto" w:val="clear"/>
             <w:tcMar>
@@ -361,10 +362,10 @@
           <w:tcPr>
             <w:tcW w:type="dxa" w:w="1800"/>
             <w:tcBorders>
-              <w:top w:val="single" w:color="808080" w:sz="4"/>
-              <w:left w:val="single" w:color="808080" w:sz="4"/>
-              <w:bottom w:val="single" w:color="808080" w:sz="4"/>
-              <w:right w:val="single" w:color="808080" w:sz="4"/>
+              <w:top w:val="single" w:color="BFBFBF" w:sz="4"/>
+              <w:left w:val="single" w:color="BFBFBF" w:sz="4"/>
+              <w:bottom w:val="single" w:color="BFBFBF" w:sz="4"/>
+              <w:right w:val="single" w:color="BFBFBF" w:sz="4"/>
             </w:tcBorders>
             <w:tcMar>
               <w:top w:type="dxa" w:w="90"/>
@@ -393,10 +394,10 @@
           <w:tcPr>
             <w:tcW w:type="dxa" w:w="3000"/>
             <w:tcBorders>
-              <w:top w:val="single" w:color="808080" w:sz="4"/>
-              <w:left w:val="single" w:color="808080" w:sz="4"/>
-              <w:bottom w:val="single" w:color="808080" w:sz="4"/>
-              <w:right w:val="single" w:color="808080" w:sz="4"/>
+              <w:top w:val="single" w:color="BFBFBF" w:sz="4"/>
+              <w:left w:val="single" w:color="BFBFBF" w:sz="4"/>
+              <w:bottom w:val="single" w:color="BFBFBF" w:sz="4"/>
+              <w:right w:val="single" w:color="BFBFBF" w:sz="4"/>
             </w:tcBorders>
             <w:tcMar>
               <w:top w:type="dxa" w:w="90"/>
@@ -425,10 +426,10 @@
           <w:tcPr>
             <w:tcW w:type="dxa" w:w="2320"/>
             <w:tcBorders>
-              <w:top w:val="single" w:color="808080" w:sz="4"/>
-              <w:left w:val="single" w:color="808080" w:sz="4"/>
-              <w:bottom w:val="single" w:color="808080" w:sz="4"/>
-              <w:right w:val="single" w:color="808080" w:sz="4"/>
+              <w:top w:val="single" w:color="BFBFBF" w:sz="4"/>
+              <w:left w:val="single" w:color="BFBFBF" w:sz="4"/>
+              <w:bottom w:val="single" w:color="BFBFBF" w:sz="4"/>
+              <w:right w:val="single" w:color="BFBFBF" w:sz="4"/>
             </w:tcBorders>
             <w:tcMar>
               <w:top w:type="dxa" w:w="90"/>
@@ -459,10 +460,10 @@
           <w:tcPr>
             <w:tcW w:type="dxa" w:w="1950"/>
             <w:tcBorders>
-              <w:top w:val="single" w:color="808080" w:sz="4"/>
-              <w:left w:val="single" w:color="808080" w:sz="4"/>
-              <w:bottom w:val="single" w:color="808080" w:sz="4"/>
-              <w:right w:val="single" w:color="808080" w:sz="4"/>
+              <w:top w:val="single" w:color="BFBFBF" w:sz="4"/>
+              <w:left w:val="single" w:color="BFBFBF" w:sz="4"/>
+              <w:bottom w:val="single" w:color="BFBFBF" w:sz="4"/>
+              <w:right w:val="single" w:color="BFBFBF" w:sz="4"/>
             </w:tcBorders>
             <w:shd w:fill="F2F2F2" w:color="auto" w:val="clear"/>
             <w:tcMar>
@@ -493,10 +494,10 @@
             <w:tcW w:type="dxa" w:w="7120"/>
             <w:gridSpan w:val="3"/>
             <w:tcBorders>
-              <w:top w:val="single" w:color="808080" w:sz="4"/>
-              <w:left w:val="single" w:color="808080" w:sz="4"/>
-              <w:bottom w:val="single" w:color="808080" w:sz="4"/>
-              <w:right w:val="single" w:color="808080" w:sz="4"/>
+              <w:top w:val="single" w:color="BFBFBF" w:sz="4"/>
+              <w:left w:val="single" w:color="BFBFBF" w:sz="4"/>
+              <w:bottom w:val="single" w:color="BFBFBF" w:sz="4"/>
+              <w:right w:val="single" w:color="BFBFBF" w:sz="4"/>
             </w:tcBorders>
             <w:tcMar>
               <w:top w:type="dxa" w:w="90"/>
@@ -540,6 +541,7 @@
           <w:insideH w:val="single" w:color="auto" w:sz="4"/>
           <w:insideV w:val="single" w:color="auto" w:sz="4"/>
         </w:tblBorders>
+        <w:tblLayout w:type="fixed"/>
       </w:tblPr>
       <w:tblGrid>
         <w:gridCol w:w="1950"/>
@@ -552,10 +554,10 @@
           <w:tcPr>
             <w:tcW w:type="dxa" w:w="1950"/>
             <w:tcBorders>
-              <w:top w:val="single" w:color="808080" w:sz="4"/>
-              <w:left w:val="single" w:color="808080" w:sz="4"/>
-              <w:bottom w:val="single" w:color="808080" w:sz="4"/>
-              <w:right w:val="single" w:color="808080" w:sz="4"/>
+              <w:top w:val="single" w:color="BFBFBF" w:sz="4"/>
+              <w:left w:val="single" w:color="BFBFBF" w:sz="4"/>
+              <w:bottom w:val="single" w:color="BFBFBF" w:sz="4"/>
+              <w:right w:val="single" w:color="BFBFBF" w:sz="4"/>
             </w:tcBorders>
             <w:shd w:fill="F2F2F2" w:color="auto" w:val="clear"/>
             <w:tcMar>
@@ -586,10 +588,10 @@
             <w:tcW w:type="dxa" w:w="7120"/>
             <w:gridSpan w:val="3"/>
             <w:tcBorders>
-              <w:top w:val="single" w:color="808080" w:sz="4"/>
-              <w:left w:val="single" w:color="808080" w:sz="4"/>
-              <w:bottom w:val="single" w:color="808080" w:sz="4"/>
-              <w:right w:val="single" w:color="808080" w:sz="4"/>
+              <w:top w:val="single" w:color="BFBFBF" w:sz="4"/>
+              <w:left w:val="single" w:color="BFBFBF" w:sz="4"/>
+              <w:bottom w:val="single" w:color="BFBFBF" w:sz="4"/>
+              <w:right w:val="single" w:color="BFBFBF" w:sz="4"/>
             </w:tcBorders>
             <w:tcMar>
               <w:top w:type="dxa" w:w="90"/>
@@ -620,10 +622,10 @@
           <w:tcPr>
             <w:tcW w:type="dxa" w:w="1950"/>
             <w:tcBorders>
-              <w:top w:val="single" w:color="808080" w:sz="4"/>
-              <w:left w:val="single" w:color="808080" w:sz="4"/>
-              <w:bottom w:val="single" w:color="808080" w:sz="4"/>
-              <w:right w:val="single" w:color="808080" w:sz="4"/>
+              <w:top w:val="single" w:color="BFBFBF" w:sz="4"/>
+              <w:left w:val="single" w:color="BFBFBF" w:sz="4"/>
+              <w:bottom w:val="single" w:color="BFBFBF" w:sz="4"/>
+              <w:right w:val="single" w:color="BFBFBF" w:sz="4"/>
             </w:tcBorders>
             <w:shd w:fill="F2F2F2" w:color="auto" w:val="clear"/>
             <w:tcMar>
@@ -654,10 +656,10 @@
             <w:tcW w:type="dxa" w:w="7120"/>
             <w:gridSpan w:val="3"/>
             <w:tcBorders>
-              <w:top w:val="single" w:color="808080" w:sz="4"/>
-              <w:left w:val="single" w:color="808080" w:sz="4"/>
-              <w:bottom w:val="single" w:color="808080" w:sz="4"/>
-              <w:right w:val="single" w:color="808080" w:sz="4"/>
+              <w:top w:val="single" w:color="BFBFBF" w:sz="4"/>
+              <w:left w:val="single" w:color="BFBFBF" w:sz="4"/>
+              <w:bottom w:val="single" w:color="BFBFBF" w:sz="4"/>
+              <w:right w:val="single" w:color="BFBFBF" w:sz="4"/>
             </w:tcBorders>
             <w:tcMar>
               <w:top w:type="dxa" w:w="90"/>
@@ -688,10 +690,10 @@
           <w:tcPr>
             <w:tcW w:type="dxa" w:w="1950"/>
             <w:tcBorders>
-              <w:top w:val="single" w:color="808080" w:sz="4"/>
-              <w:left w:val="single" w:color="808080" w:sz="4"/>
-              <w:bottom w:val="single" w:color="808080" w:sz="4"/>
-              <w:right w:val="single" w:color="808080" w:sz="4"/>
+              <w:top w:val="single" w:color="BFBFBF" w:sz="4"/>
+              <w:left w:val="single" w:color="BFBFBF" w:sz="4"/>
+              <w:bottom w:val="single" w:color="BFBFBF" w:sz="4"/>
+              <w:right w:val="single" w:color="BFBFBF" w:sz="4"/>
             </w:tcBorders>
             <w:shd w:fill="F2F2F2" w:color="auto" w:val="clear"/>
             <w:tcMar>
@@ -721,10 +723,10 @@
           <w:tcPr>
             <w:tcW w:type="dxa" w:w="2810"/>
             <w:tcBorders>
-              <w:top w:val="single" w:color="808080" w:sz="4"/>
-              <w:left w:val="single" w:color="808080" w:sz="4"/>
-              <w:bottom w:val="single" w:color="808080" w:sz="4"/>
-              <w:right w:val="single" w:color="808080" w:sz="4"/>
+              <w:top w:val="single" w:color="BFBFBF" w:sz="4"/>
+              <w:left w:val="single" w:color="BFBFBF" w:sz="4"/>
+              <w:bottom w:val="single" w:color="BFBFBF" w:sz="4"/>
+              <w:right w:val="single" w:color="BFBFBF" w:sz="4"/>
             </w:tcBorders>
             <w:tcMar>
               <w:top w:type="dxa" w:w="90"/>
@@ -767,10 +769,10 @@
           <w:tcPr>
             <w:tcW w:type="dxa" w:w="1500"/>
             <w:tcBorders>
-              <w:top w:val="single" w:color="808080" w:sz="4"/>
-              <w:left w:val="single" w:color="808080" w:sz="4"/>
-              <w:bottom w:val="single" w:color="808080" w:sz="4"/>
-              <w:right w:val="single" w:color="808080" w:sz="4"/>
+              <w:top w:val="single" w:color="BFBFBF" w:sz="4"/>
+              <w:left w:val="single" w:color="BFBFBF" w:sz="4"/>
+              <w:bottom w:val="single" w:color="BFBFBF" w:sz="4"/>
+              <w:right w:val="single" w:color="BFBFBF" w:sz="4"/>
             </w:tcBorders>
             <w:shd w:fill="F2F2F2" w:color="auto" w:val="clear"/>
             <w:tcMar>
@@ -800,10 +802,10 @@
           <w:tcPr>
             <w:tcW w:type="dxa" w:w="2810"/>
             <w:tcBorders>
-              <w:top w:val="single" w:color="808080" w:sz="4"/>
-              <w:left w:val="single" w:color="808080" w:sz="4"/>
-              <w:bottom w:val="single" w:color="808080" w:sz="4"/>
-              <w:right w:val="single" w:color="808080" w:sz="4"/>
+              <w:top w:val="single" w:color="BFBFBF" w:sz="4"/>
+              <w:left w:val="single" w:color="BFBFBF" w:sz="4"/>
+              <w:bottom w:val="single" w:color="BFBFBF" w:sz="4"/>
+              <w:right w:val="single" w:color="BFBFBF" w:sz="4"/>
             </w:tcBorders>
             <w:tcMar>
               <w:top w:type="dxa" w:w="90"/>
@@ -834,10 +836,10 @@
           <w:tcPr>
             <w:tcW w:type="dxa" w:w="1950"/>
             <w:tcBorders>
-              <w:top w:val="single" w:color="808080" w:sz="4"/>
-              <w:left w:val="single" w:color="808080" w:sz="4"/>
-              <w:bottom w:val="single" w:color="808080" w:sz="4"/>
-              <w:right w:val="single" w:color="808080" w:sz="4"/>
+              <w:top w:val="single" w:color="BFBFBF" w:sz="4"/>
+              <w:left w:val="single" w:color="BFBFBF" w:sz="4"/>
+              <w:bottom w:val="single" w:color="BFBFBF" w:sz="4"/>
+              <w:right w:val="single" w:color="BFBFBF" w:sz="4"/>
             </w:tcBorders>
             <w:shd w:fill="F2F2F2" w:color="auto" w:val="clear"/>
             <w:tcMar>
@@ -867,10 +869,10 @@
           <w:tcPr>
             <w:tcW w:type="dxa" w:w="2810"/>
             <w:tcBorders>
-              <w:top w:val="single" w:color="808080" w:sz="4"/>
-              <w:left w:val="single" w:color="808080" w:sz="4"/>
-              <w:bottom w:val="single" w:color="808080" w:sz="4"/>
-              <w:right w:val="single" w:color="808080" w:sz="4"/>
+              <w:top w:val="single" w:color="BFBFBF" w:sz="4"/>
+              <w:left w:val="single" w:color="BFBFBF" w:sz="4"/>
+              <w:bottom w:val="single" w:color="BFBFBF" w:sz="4"/>
+              <w:right w:val="single" w:color="BFBFBF" w:sz="4"/>
             </w:tcBorders>
             <w:tcMar>
               <w:top w:type="dxa" w:w="90"/>
@@ -899,10 +901,10 @@
           <w:tcPr>
             <w:tcW w:type="dxa" w:w="1500"/>
             <w:tcBorders>
-              <w:top w:val="single" w:color="808080" w:sz="4"/>
-              <w:left w:val="single" w:color="808080" w:sz="4"/>
-              <w:bottom w:val="single" w:color="808080" w:sz="4"/>
-              <w:right w:val="single" w:color="808080" w:sz="4"/>
+              <w:top w:val="single" w:color="BFBFBF" w:sz="4"/>
+              <w:left w:val="single" w:color="BFBFBF" w:sz="4"/>
+              <w:bottom w:val="single" w:color="BFBFBF" w:sz="4"/>
+              <w:right w:val="single" w:color="BFBFBF" w:sz="4"/>
             </w:tcBorders>
             <w:shd w:fill="F2F2F2" w:color="auto" w:val="clear"/>
             <w:tcMar>
@@ -932,10 +934,10 @@
           <w:tcPr>
             <w:tcW w:type="dxa" w:w="2810"/>
             <w:tcBorders>
-              <w:top w:val="single" w:color="808080" w:sz="4"/>
-              <w:left w:val="single" w:color="808080" w:sz="4"/>
-              <w:bottom w:val="single" w:color="808080" w:sz="4"/>
-              <w:right w:val="single" w:color="808080" w:sz="4"/>
+              <w:top w:val="single" w:color="BFBFBF" w:sz="4"/>
+              <w:left w:val="single" w:color="BFBFBF" w:sz="4"/>
+              <w:bottom w:val="single" w:color="BFBFBF" w:sz="4"/>
+              <w:right w:val="single" w:color="BFBFBF" w:sz="4"/>
             </w:tcBorders>
             <w:tcMar>
               <w:top w:type="dxa" w:w="90"/>
@@ -966,10 +968,10 @@
           <w:tcPr>
             <w:tcW w:type="dxa" w:w="1950"/>
             <w:tcBorders>
-              <w:top w:val="single" w:color="808080" w:sz="4"/>
-              <w:left w:val="single" w:color="808080" w:sz="4"/>
-              <w:bottom w:val="single" w:color="808080" w:sz="4"/>
-              <w:right w:val="single" w:color="808080" w:sz="4"/>
+              <w:top w:val="single" w:color="BFBFBF" w:sz="4"/>
+              <w:left w:val="single" w:color="BFBFBF" w:sz="4"/>
+              <w:bottom w:val="single" w:color="BFBFBF" w:sz="4"/>
+              <w:right w:val="single" w:color="BFBFBF" w:sz="4"/>
             </w:tcBorders>
             <w:shd w:fill="F2F2F2" w:color="auto" w:val="clear"/>
             <w:tcMar>
@@ -1000,10 +1002,10 @@
             <w:tcW w:type="dxa" w:w="7120"/>
             <w:gridSpan w:val="3"/>
             <w:tcBorders>
-              <w:top w:val="single" w:color="808080" w:sz="4"/>
-              <w:left w:val="single" w:color="808080" w:sz="4"/>
-              <w:bottom w:val="single" w:color="808080" w:sz="4"/>
-              <w:right w:val="single" w:color="808080" w:sz="4"/>
+              <w:top w:val="single" w:color="BFBFBF" w:sz="4"/>
+              <w:left w:val="single" w:color="BFBFBF" w:sz="4"/>
+              <w:bottom w:val="single" w:color="BFBFBF" w:sz="4"/>
+              <w:right w:val="single" w:color="BFBFBF" w:sz="4"/>
             </w:tcBorders>
             <w:tcMar>
               <w:top w:type="dxa" w:w="90"/>
@@ -1095,11 +1097,12 @@
     </w:p>
     <w:p>
       <w:pPr>
-        <w:tabs>
-          <w:tab w:val="left" w:pos="400"/>
-        </w:tabs>
+        <w:pStyle w:val="ListParagraph"/>
+        <w:numPr>
+          <w:ilvl w:val="0"/>
+          <w:numId w:val="2"/>
+        </w:numPr>
         <w:spacing w:after="100" w:line="348"/>
-        <w:ind w:left="400" w:hanging="400"/>
         <w:jc w:val="both"/>
       </w:pPr>
       <w:r>
@@ -1108,40 +1111,19 @@
           <w:sz w:val="22"/>
           <w:szCs w:val="22"/>
         </w:rPr>
-        <w:t xml:space="preserve">1.</w:t>
-      </w:r>
-      <w:r>
-        <w:tab/>
-      </w:r>
-      <w:r>
-        <w:rPr>
-          <w:rFonts w:ascii="SimSun" w:eastAsia="SimSun" w:hAnsi="SimSun"/>
-          <w:sz w:val="22"/>
-          <w:szCs w:val="22"/>
-        </w:rPr>
         <w:t xml:space="preserve">本房屋仅用于居住，居住人限于乙方及上表所列共同居住人，总人数不超过【单间人数上限】人。乙方不得将房屋用于经营、办公或仓储。</w:t>
       </w:r>
     </w:p>
     <w:p>
       <w:pPr>
-        <w:tabs>
-          <w:tab w:val="left" w:pos="400"/>
-        </w:tabs>
+        <w:pStyle w:val="ListParagraph"/>
+        <w:numPr>
+          <w:ilvl w:val="0"/>
+          <w:numId w:val="2"/>
+        </w:numPr>
         <w:spacing w:after="100" w:line="348"/>
-        <w:ind w:left="400" w:hanging="400"/>
         <w:jc w:val="both"/>
       </w:pPr>
-      <w:r>
-        <w:rPr>
-          <w:rFonts w:ascii="SimSun" w:eastAsia="SimSun" w:hAnsi="SimSun"/>
-          <w:sz w:val="22"/>
-          <w:szCs w:val="22"/>
-        </w:rPr>
-        <w:t xml:space="preserve">2.</w:t>
-      </w:r>
-      <w:r>
-        <w:tab/>
-      </w:r>
       <w:r>
         <w:rPr>
           <w:rFonts w:ascii="SimSun" w:eastAsia="SimSun" w:hAnsi="SimSun"/>
@@ -1172,11 +1154,12 @@
     </w:p>
     <w:p>
       <w:pPr>
-        <w:tabs>
-          <w:tab w:val="left" w:pos="400"/>
-        </w:tabs>
+        <w:pStyle w:val="ListParagraph"/>
+        <w:numPr>
+          <w:ilvl w:val="0"/>
+          <w:numId w:val="3"/>
+        </w:numPr>
         <w:spacing w:after="100" w:line="348"/>
-        <w:ind w:left="400" w:hanging="400"/>
         <w:jc w:val="both"/>
       </w:pPr>
       <w:r>
@@ -1185,40 +1168,19 @@
           <w:sz w:val="22"/>
           <w:szCs w:val="22"/>
         </w:rPr>
-        <w:t xml:space="preserve">1.</w:t>
-      </w:r>
-      <w:r>
-        <w:tab/>
-      </w:r>
-      <w:r>
-        <w:rPr>
-          <w:rFonts w:ascii="SimSun" w:eastAsia="SimSun" w:hAnsi="SimSun"/>
-          <w:sz w:val="22"/>
-          <w:szCs w:val="22"/>
-        </w:rPr>
         <w:t xml:space="preserve">乙方按上表约定的时间和金额，将租金、押金付至上表所列收款人。收款人或收款方式变更的，以甲方书面通知为准；乙方收到通知前按原方式支付的，视为已经支付。</w:t>
       </w:r>
     </w:p>
     <w:p>
       <w:pPr>
-        <w:tabs>
-          <w:tab w:val="left" w:pos="400"/>
-        </w:tabs>
+        <w:pStyle w:val="ListParagraph"/>
+        <w:numPr>
+          <w:ilvl w:val="0"/>
+          <w:numId w:val="3"/>
+        </w:numPr>
         <w:spacing w:after="100" w:line="348"/>
-        <w:ind w:left="400" w:hanging="400"/>
         <w:jc w:val="both"/>
       </w:pPr>
-      <w:r>
-        <w:rPr>
-          <w:rFonts w:ascii="SimSun" w:eastAsia="SimSun" w:hAnsi="SimSun"/>
-          <w:sz w:val="22"/>
-          <w:szCs w:val="22"/>
-        </w:rPr>
-        <w:t xml:space="preserve">2.</w:t>
-      </w:r>
-      <w:r>
-        <w:tab/>
-      </w:r>
       <w:r>
         <w:rPr>
           <w:rFonts w:ascii="SimSun" w:eastAsia="SimSun" w:hAnsi="SimSun"/>
@@ -1248,24 +1210,14 @@
     </w:p>
     <w:p>
       <w:pPr>
-        <w:tabs>
-          <w:tab w:val="left" w:pos="400"/>
-        </w:tabs>
+        <w:pStyle w:val="ListParagraph"/>
+        <w:numPr>
+          <w:ilvl w:val="0"/>
+          <w:numId w:val="3"/>
+        </w:numPr>
         <w:spacing w:after="100" w:line="348"/>
-        <w:ind w:left="400" w:hanging="400"/>
         <w:jc w:val="both"/>
       </w:pPr>
-      <w:r>
-        <w:rPr>
-          <w:rFonts w:ascii="SimSun" w:eastAsia="SimSun" w:hAnsi="SimSun"/>
-          <w:sz w:val="22"/>
-          <w:szCs w:val="22"/>
-        </w:rPr>
-        <w:t xml:space="preserve">3.</w:t>
-      </w:r>
-      <w:r>
-        <w:tab/>
-      </w:r>
       <w:r>
         <w:rPr>
           <w:rFonts w:ascii="SimSun" w:eastAsia="SimSun" w:hAnsi="SimSun"/>
@@ -1296,11 +1248,12 @@
     </w:p>
     <w:p>
       <w:pPr>
-        <w:tabs>
-          <w:tab w:val="left" w:pos="400"/>
-        </w:tabs>
+        <w:pStyle w:val="ListParagraph"/>
+        <w:numPr>
+          <w:ilvl w:val="0"/>
+          <w:numId w:val="4"/>
+        </w:numPr>
         <w:spacing w:after="100" w:line="348"/>
-        <w:ind w:left="400" w:hanging="400"/>
         <w:jc w:val="both"/>
       </w:pPr>
       <w:r>
@@ -1309,27 +1262,17 @@
           <w:sz w:val="22"/>
           <w:szCs w:val="22"/>
         </w:rPr>
-        <w:t xml:space="preserve">1.</w:t>
-      </w:r>
-      <w:r>
-        <w:tab/>
-      </w:r>
-      <w:r>
-        <w:rPr>
-          <w:rFonts w:ascii="SimSun" w:eastAsia="SimSun" w:hAnsi="SimSun"/>
-          <w:sz w:val="22"/>
-          <w:szCs w:val="22"/>
-        </w:rPr>
         <w:t xml:space="preserve">押金用于担保乙方履行本合同，不计利息，不能抵作租金。</w:t>
       </w:r>
     </w:p>
     <w:p>
       <w:pPr>
-        <w:tabs>
-          <w:tab w:val="left" w:pos="400"/>
-        </w:tabs>
+        <w:pStyle w:val="ListParagraph"/>
+        <w:numPr>
+          <w:ilvl w:val="0"/>
+          <w:numId w:val="4"/>
+        </w:numPr>
         <w:spacing w:after="100" w:line="348"/>
-        <w:ind w:left="400" w:hanging="400"/>
         <w:jc w:val="both"/>
       </w:pPr>
       <w:r>
@@ -1338,40 +1281,19 @@
           <w:sz w:val="22"/>
           <w:szCs w:val="22"/>
         </w:rPr>
-        <w:t xml:space="preserve">2.</w:t>
-      </w:r>
-      <w:r>
-        <w:tab/>
-      </w:r>
-      <w:r>
-        <w:rPr>
-          <w:rFonts w:ascii="SimSun" w:eastAsia="SimSun" w:hAnsi="SimSun"/>
-          <w:sz w:val="22"/>
-          <w:szCs w:val="22"/>
-        </w:rPr>
         <w:t xml:space="preserve">租期届满或合同解除后，乙方交还房屋并结清费用的，甲方应在【押金退还天数】个工作日内退还押金，并提供扣款明细。</w:t>
       </w:r>
     </w:p>
     <w:p>
       <w:pPr>
-        <w:tabs>
-          <w:tab w:val="left" w:pos="400"/>
-        </w:tabs>
+        <w:pStyle w:val="ListParagraph"/>
+        <w:numPr>
+          <w:ilvl w:val="0"/>
+          <w:numId w:val="4"/>
+        </w:numPr>
         <w:spacing w:after="100" w:line="348"/>
-        <w:ind w:left="400" w:hanging="400"/>
         <w:jc w:val="both"/>
       </w:pPr>
-      <w:r>
-        <w:rPr>
-          <w:rFonts w:ascii="SimSun" w:eastAsia="SimSun" w:hAnsi="SimSun"/>
-          <w:sz w:val="22"/>
-          <w:szCs w:val="22"/>
-        </w:rPr>
-        <w:t xml:space="preserve">3.</w:t>
-      </w:r>
-      <w:r>
-        <w:tab/>
-      </w:r>
       <w:r>
         <w:rPr>
           <w:rFonts w:ascii="SimSun" w:eastAsia="SimSun" w:hAnsi="SimSun"/>
@@ -1403,24 +1325,14 @@
     </w:p>
     <w:p>
       <w:pPr>
-        <w:tabs>
-          <w:tab w:val="left" w:pos="400"/>
-        </w:tabs>
+        <w:pStyle w:val="ListParagraph"/>
+        <w:numPr>
+          <w:ilvl w:val="0"/>
+          <w:numId w:val="4"/>
+        </w:numPr>
         <w:spacing w:after="100" w:line="348"/>
-        <w:ind w:left="400" w:hanging="400"/>
         <w:jc w:val="both"/>
       </w:pPr>
-      <w:r>
-        <w:rPr>
-          <w:rFonts w:ascii="SimSun" w:eastAsia="SimSun" w:hAnsi="SimSun"/>
-          <w:sz w:val="22"/>
-          <w:szCs w:val="22"/>
-        </w:rPr>
-        <w:t xml:space="preserve">4.</w:t>
-      </w:r>
-      <w:r>
-        <w:tab/>
-      </w:r>
       <w:r>
         <w:rPr>
           <w:rFonts w:ascii="SimSun" w:eastAsia="SimSun" w:hAnsi="SimSun"/>
@@ -1451,24 +1363,14 @@
     </w:p>
     <w:p>
       <w:pPr>
-        <w:tabs>
-          <w:tab w:val="left" w:pos="400"/>
-        </w:tabs>
+        <w:pStyle w:val="ListParagraph"/>
+        <w:numPr>
+          <w:ilvl w:val="0"/>
+          <w:numId w:val="5"/>
+        </w:numPr>
         <w:spacing w:after="100" w:line="348"/>
-        <w:ind w:left="400" w:hanging="400"/>
         <w:jc w:val="both"/>
       </w:pPr>
-      <w:r>
-        <w:rPr>
-          <w:rFonts w:ascii="SimSun" w:eastAsia="SimSun" w:hAnsi="SimSun"/>
-          <w:sz w:val="22"/>
-          <w:szCs w:val="22"/>
-        </w:rPr>
-        <w:t xml:space="preserve">1.</w:t>
-      </w:r>
-      <w:r>
-        <w:tab/>
-      </w:r>
       <w:r>
         <w:rPr>
           <w:rFonts w:ascii="SimSun" w:eastAsia="SimSun" w:hAnsi="SimSun"/>
@@ -1482,11 +1384,12 @@
     </w:p>
     <w:p>
       <w:pPr>
-        <w:tabs>
-          <w:tab w:val="left" w:pos="400"/>
-        </w:tabs>
+        <w:pStyle w:val="ListParagraph"/>
+        <w:numPr>
+          <w:ilvl w:val="0"/>
+          <w:numId w:val="5"/>
+        </w:numPr>
         <w:spacing w:after="100" w:line="348"/>
-        <w:ind w:left="400" w:hanging="400"/>
         <w:jc w:val="both"/>
       </w:pPr>
       <w:r>
@@ -1495,27 +1398,17 @@
           <w:sz w:val="22"/>
           <w:szCs w:val="22"/>
         </w:rPr>
-        <w:t xml:space="preserve">2.</w:t>
-      </w:r>
-      <w:r>
-        <w:tab/>
-      </w:r>
-      <w:r>
-        <w:rPr>
-          <w:rFonts w:ascii="SimSun" w:eastAsia="SimSun" w:hAnsi="SimSun"/>
-          <w:sz w:val="22"/>
-          <w:szCs w:val="22"/>
-        </w:rPr>
         <w:t xml:space="preserve">不得私拉乱接电线、超负荷用电；不得损坏或挪用消防设施；不得在楼道堆放杂物、堵塞消防通道；不得存放易燃易爆等危险物品；不得高空抛物。</w:t>
       </w:r>
     </w:p>
     <w:p>
       <w:pPr>
-        <w:tabs>
-          <w:tab w:val="left" w:pos="400"/>
-        </w:tabs>
+        <w:pStyle w:val="ListParagraph"/>
+        <w:numPr>
+          <w:ilvl w:val="0"/>
+          <w:numId w:val="5"/>
+        </w:numPr>
         <w:spacing w:after="100" w:line="348"/>
-        <w:ind w:left="400" w:hanging="400"/>
         <w:jc w:val="both"/>
       </w:pPr>
       <w:r>
@@ -1524,27 +1417,17 @@
           <w:sz w:val="22"/>
           <w:szCs w:val="22"/>
         </w:rPr>
-        <w:t xml:space="preserve">3.</w:t>
-      </w:r>
-      <w:r>
-        <w:tab/>
-      </w:r>
-      <w:r>
-        <w:rPr>
-          <w:rFonts w:ascii="SimSun" w:eastAsia="SimSun" w:hAnsi="SimSun"/>
-          <w:sz w:val="22"/>
-          <w:szCs w:val="22"/>
-        </w:rPr>
         <w:t xml:space="preserve">乙方应遵守公寓管理规定，按规定办理居住登记，配合依法进行的安全检查。</w:t>
       </w:r>
     </w:p>
     <w:p>
       <w:pPr>
-        <w:tabs>
-          <w:tab w:val="left" w:pos="400"/>
-        </w:tabs>
+        <w:pStyle w:val="ListParagraph"/>
+        <w:numPr>
+          <w:ilvl w:val="0"/>
+          <w:numId w:val="5"/>
+        </w:numPr>
         <w:spacing w:after="100" w:line="348"/>
-        <w:ind w:left="400" w:hanging="400"/>
         <w:jc w:val="both"/>
       </w:pPr>
       <w:r>
@@ -1553,40 +1436,19 @@
           <w:sz w:val="22"/>
           <w:szCs w:val="22"/>
         </w:rPr>
-        <w:t xml:space="preserve">4.</w:t>
-      </w:r>
-      <w:r>
-        <w:tab/>
-      </w:r>
-      <w:r>
-        <w:rPr>
-          <w:rFonts w:ascii="SimSun" w:eastAsia="SimSun" w:hAnsi="SimSun"/>
-          <w:sz w:val="22"/>
-          <w:szCs w:val="22"/>
-        </w:rPr>
         <w:t xml:space="preserve">乙方应照看好共同居住人、访客及未成年人的安全。因乙方一方（含共同居住人、访客）的过错造成人身、财产损害的，由乙方承担责任；因甲方过错造成的，由甲方承担责任。</w:t>
       </w:r>
     </w:p>
     <w:p>
       <w:pPr>
-        <w:tabs>
-          <w:tab w:val="left" w:pos="400"/>
-        </w:tabs>
+        <w:pStyle w:val="ListParagraph"/>
+        <w:numPr>
+          <w:ilvl w:val="0"/>
+          <w:numId w:val="5"/>
+        </w:numPr>
         <w:spacing w:after="100" w:line="348"/>
-        <w:ind w:left="400" w:hanging="400"/>
         <w:jc w:val="both"/>
       </w:pPr>
-      <w:r>
-        <w:rPr>
-          <w:rFonts w:ascii="SimSun" w:eastAsia="SimSun" w:hAnsi="SimSun"/>
-          <w:sz w:val="22"/>
-          <w:szCs w:val="22"/>
-        </w:rPr>
-        <w:t xml:space="preserve">5.</w:t>
-      </w:r>
-      <w:r>
-        <w:tab/>
-      </w:r>
       <w:r>
         <w:rPr>
           <w:rFonts w:ascii="SimSun" w:eastAsia="SimSun" w:hAnsi="SimSun"/>
@@ -1617,11 +1479,12 @@
     </w:p>
     <w:p>
       <w:pPr>
-        <w:tabs>
-          <w:tab w:val="left" w:pos="400"/>
-        </w:tabs>
+        <w:pStyle w:val="ListParagraph"/>
+        <w:numPr>
+          <w:ilvl w:val="0"/>
+          <w:numId w:val="6"/>
+        </w:numPr>
         <w:spacing w:after="100" w:line="348"/>
-        <w:ind w:left="400" w:hanging="400"/>
         <w:jc w:val="both"/>
       </w:pPr>
       <w:r>
@@ -1630,40 +1493,19 @@
           <w:sz w:val="22"/>
           <w:szCs w:val="22"/>
         </w:rPr>
-        <w:t xml:space="preserve">1.</w:t>
-      </w:r>
-      <w:r>
-        <w:tab/>
-      </w:r>
-      <w:r>
-        <w:rPr>
-          <w:rFonts w:ascii="SimSun" w:eastAsia="SimSun" w:hAnsi="SimSun"/>
-          <w:sz w:val="22"/>
-          <w:szCs w:val="22"/>
-        </w:rPr>
         <w:t xml:space="preserve">房屋主体及甲方提供的设施非因乙方原因损坏的，由甲方负责维修，甲方接到报修后应及时处理。甲方需要入户检查、维修的，应提前通知乙方，漏水、火灾等紧急情况除外。</w:t>
       </w:r>
     </w:p>
     <w:p>
       <w:pPr>
-        <w:tabs>
-          <w:tab w:val="left" w:pos="400"/>
-        </w:tabs>
+        <w:pStyle w:val="ListParagraph"/>
+        <w:numPr>
+          <w:ilvl w:val="0"/>
+          <w:numId w:val="6"/>
+        </w:numPr>
         <w:spacing w:after="100" w:line="348"/>
-        <w:ind w:left="400" w:hanging="400"/>
         <w:jc w:val="both"/>
       </w:pPr>
-      <w:r>
-        <w:rPr>
-          <w:rFonts w:ascii="SimSun" w:eastAsia="SimSun" w:hAnsi="SimSun"/>
-          <w:sz w:val="22"/>
-          <w:szCs w:val="22"/>
-        </w:rPr>
-        <w:t xml:space="preserve">2.</w:t>
-      </w:r>
-      <w:r>
-        <w:tab/>
-      </w:r>
       <w:r>
         <w:rPr>
           <w:rFonts w:ascii="SimSun" w:eastAsia="SimSun" w:hAnsi="SimSun"/>
@@ -1693,11 +1535,12 @@
     </w:p>
     <w:p>
       <w:pPr>
-        <w:tabs>
-          <w:tab w:val="left" w:pos="400"/>
-        </w:tabs>
+        <w:pStyle w:val="ListParagraph"/>
+        <w:numPr>
+          <w:ilvl w:val="0"/>
+          <w:numId w:val="6"/>
+        </w:numPr>
         <w:spacing w:after="100" w:line="348"/>
-        <w:ind w:left="400" w:hanging="400"/>
         <w:jc w:val="both"/>
       </w:pPr>
       <w:r>
@@ -1706,40 +1549,19 @@
           <w:sz w:val="22"/>
           <w:szCs w:val="22"/>
         </w:rPr>
-        <w:t xml:space="preserve">3.</w:t>
-      </w:r>
-      <w:r>
-        <w:tab/>
-      </w:r>
-      <w:r>
-        <w:rPr>
-          <w:rFonts w:ascii="SimSun" w:eastAsia="SimSun" w:hAnsi="SimSun"/>
-          <w:sz w:val="22"/>
-          <w:szCs w:val="22"/>
-        </w:rPr>
         <w:t xml:space="preserve">未经甲方书面同意，乙方不得改动房屋结构及设施、增设隔断或改动水电线路；擅自改动的，应恢复原状并赔偿损失。</w:t>
       </w:r>
     </w:p>
     <w:p>
       <w:pPr>
-        <w:tabs>
-          <w:tab w:val="left" w:pos="400"/>
-        </w:tabs>
+        <w:pStyle w:val="ListParagraph"/>
+        <w:numPr>
+          <w:ilvl w:val="0"/>
+          <w:numId w:val="6"/>
+        </w:numPr>
         <w:spacing w:after="100" w:line="348"/>
-        <w:ind w:left="400" w:hanging="400"/>
         <w:jc w:val="both"/>
       </w:pPr>
-      <w:r>
-        <w:rPr>
-          <w:rFonts w:ascii="SimSun" w:eastAsia="SimSun" w:hAnsi="SimSun"/>
-          <w:sz w:val="22"/>
-          <w:szCs w:val="22"/>
-        </w:rPr>
-        <w:t xml:space="preserve">4.</w:t>
-      </w:r>
-      <w:r>
-        <w:tab/>
-      </w:r>
       <w:r>
         <w:rPr>
           <w:rFonts w:ascii="SimSun" w:eastAsia="SimSun" w:hAnsi="SimSun"/>
@@ -1770,11 +1592,12 @@
     </w:p>
     <w:p>
       <w:pPr>
-        <w:tabs>
-          <w:tab w:val="left" w:pos="400"/>
-        </w:tabs>
+        <w:pStyle w:val="ListParagraph"/>
+        <w:numPr>
+          <w:ilvl w:val="0"/>
+          <w:numId w:val="7"/>
+        </w:numPr>
         <w:spacing w:after="100" w:line="348"/>
-        <w:ind w:left="400" w:hanging="400"/>
         <w:jc w:val="both"/>
       </w:pPr>
       <w:r>
@@ -1783,40 +1606,19 @@
           <w:sz w:val="22"/>
           <w:szCs w:val="22"/>
         </w:rPr>
-        <w:t xml:space="preserve">1.</w:t>
-      </w:r>
-      <w:r>
-        <w:tab/>
-      </w:r>
-      <w:r>
-        <w:rPr>
-          <w:rFonts w:ascii="SimSun" w:eastAsia="SimSun" w:hAnsi="SimSun"/>
-          <w:sz w:val="22"/>
-          <w:szCs w:val="22"/>
-        </w:rPr>
         <w:t xml:space="preserve">未经甲方书面同意，乙方不得将房屋全部或部分转租、转借他人。</w:t>
       </w:r>
     </w:p>
     <w:p>
       <w:pPr>
-        <w:tabs>
-          <w:tab w:val="left" w:pos="400"/>
-        </w:tabs>
+        <w:pStyle w:val="ListParagraph"/>
+        <w:numPr>
+          <w:ilvl w:val="0"/>
+          <w:numId w:val="7"/>
+        </w:numPr>
         <w:spacing w:after="100" w:line="348"/>
-        <w:ind w:left="400" w:hanging="400"/>
         <w:jc w:val="both"/>
       </w:pPr>
-      <w:r>
-        <w:rPr>
-          <w:rFonts w:ascii="SimSun" w:eastAsia="SimSun" w:hAnsi="SimSun"/>
-          <w:sz w:val="22"/>
-          <w:szCs w:val="22"/>
-        </w:rPr>
-        <w:t xml:space="preserve">2.</w:t>
-      </w:r>
-      <w:r>
-        <w:tab/>
-      </w:r>
       <w:r>
         <w:rPr>
           <w:rFonts w:ascii="SimSun" w:eastAsia="SimSun" w:hAnsi="SimSun"/>
@@ -1847,24 +1649,14 @@
     </w:p>
     <w:p>
       <w:pPr>
-        <w:tabs>
-          <w:tab w:val="left" w:pos="400"/>
-        </w:tabs>
+        <w:pStyle w:val="ListParagraph"/>
+        <w:numPr>
+          <w:ilvl w:val="0"/>
+          <w:numId w:val="8"/>
+        </w:numPr>
         <w:spacing w:after="100" w:line="348"/>
-        <w:ind w:left="400" w:hanging="400"/>
         <w:jc w:val="both"/>
       </w:pPr>
-      <w:r>
-        <w:rPr>
-          <w:rFonts w:ascii="SimSun" w:eastAsia="SimSun" w:hAnsi="SimSun"/>
-          <w:sz w:val="22"/>
-          <w:szCs w:val="22"/>
-        </w:rPr>
-        <w:t xml:space="preserve">1.</w:t>
-      </w:r>
-      <w:r>
-        <w:tab/>
-      </w:r>
       <w:r>
         <w:rPr>
           <w:rFonts w:ascii="SimSun" w:eastAsia="SimSun" w:hAnsi="SimSun"/>
@@ -1894,24 +1686,14 @@
     </w:p>
     <w:p>
       <w:pPr>
-        <w:tabs>
-          <w:tab w:val="left" w:pos="400"/>
-        </w:tabs>
+        <w:pStyle w:val="ListParagraph"/>
+        <w:numPr>
+          <w:ilvl w:val="0"/>
+          <w:numId w:val="8"/>
+        </w:numPr>
         <w:spacing w:after="40" w:line="348"/>
-        <w:ind w:left="400" w:hanging="400"/>
         <w:jc w:val="both"/>
       </w:pPr>
-      <w:r>
-        <w:rPr>
-          <w:rFonts w:ascii="SimSun" w:eastAsia="SimSun" w:hAnsi="SimSun"/>
-          <w:sz w:val="22"/>
-          <w:szCs w:val="22"/>
-        </w:rPr>
-        <w:t xml:space="preserve">2.</w:t>
-      </w:r>
-      <w:r>
-        <w:tab/>
-      </w:r>
       <w:r>
         <w:rPr>
           <w:rFonts w:ascii="SimSun" w:eastAsia="SimSun" w:hAnsi="SimSun"/>
@@ -1941,23 +1723,13 @@
     </w:p>
     <w:p>
       <w:pPr>
-        <w:tabs>
-          <w:tab w:val="left" w:pos="1000"/>
-        </w:tabs>
+        <w:pStyle w:val="ListParagraph"/>
+        <w:numPr>
+          <w:ilvl w:val="0"/>
+          <w:numId w:val="9"/>
+        </w:numPr>
         <w:spacing w:after="40" w:line="348"/>
-        <w:ind w:left="1000" w:hanging="600"/>
-      </w:pPr>
-      <w:r>
-        <w:rPr>
-          <w:rFonts w:ascii="SimSun" w:eastAsia="SimSun" w:hAnsi="SimSun"/>
-          <w:sz w:val="22"/>
-          <w:szCs w:val="22"/>
-        </w:rPr>
-        <w:t xml:space="preserve">（1）</w:t>
-      </w:r>
-      <w:r>
-        <w:tab/>
-      </w:r>
+      </w:pPr>
       <w:r>
         <w:rPr>
           <w:rFonts w:ascii="SimSun" w:eastAsia="SimSun" w:hAnsi="SimSun"/>
@@ -1969,23 +1741,13 @@
     </w:p>
     <w:p>
       <w:pPr>
-        <w:tabs>
-          <w:tab w:val="left" w:pos="1000"/>
-        </w:tabs>
+        <w:pStyle w:val="ListParagraph"/>
+        <w:numPr>
+          <w:ilvl w:val="0"/>
+          <w:numId w:val="9"/>
+        </w:numPr>
         <w:spacing w:after="40" w:line="348"/>
-        <w:ind w:left="1000" w:hanging="600"/>
-      </w:pPr>
-      <w:r>
-        <w:rPr>
-          <w:rFonts w:ascii="SimSun" w:eastAsia="SimSun" w:hAnsi="SimSun"/>
-          <w:sz w:val="22"/>
-          <w:szCs w:val="22"/>
-        </w:rPr>
-        <w:t xml:space="preserve">（2）</w:t>
-      </w:r>
-      <w:r>
-        <w:tab/>
-      </w:r>
+      </w:pPr>
       <w:r>
         <w:rPr>
           <w:rFonts w:ascii="SimSun" w:eastAsia="SimSun" w:hAnsi="SimSun"/>
@@ -1997,23 +1759,13 @@
     </w:p>
     <w:p>
       <w:pPr>
-        <w:tabs>
-          <w:tab w:val="left" w:pos="1000"/>
-        </w:tabs>
+        <w:pStyle w:val="ListParagraph"/>
+        <w:numPr>
+          <w:ilvl w:val="0"/>
+          <w:numId w:val="9"/>
+        </w:numPr>
         <w:spacing w:after="40" w:line="348"/>
-        <w:ind w:left="1000" w:hanging="600"/>
-      </w:pPr>
-      <w:r>
-        <w:rPr>
-          <w:rFonts w:ascii="SimSun" w:eastAsia="SimSun" w:hAnsi="SimSun"/>
-          <w:sz w:val="22"/>
-          <w:szCs w:val="22"/>
-        </w:rPr>
-        <w:t xml:space="preserve">（3）</w:t>
-      </w:r>
-      <w:r>
-        <w:tab/>
-      </w:r>
+      </w:pPr>
       <w:r>
         <w:rPr>
           <w:rFonts w:ascii="SimSun" w:eastAsia="SimSun" w:hAnsi="SimSun"/>
@@ -2025,23 +1777,13 @@
     </w:p>
     <w:p>
       <w:pPr>
-        <w:tabs>
-          <w:tab w:val="left" w:pos="1000"/>
-        </w:tabs>
+        <w:pStyle w:val="ListParagraph"/>
+        <w:numPr>
+          <w:ilvl w:val="0"/>
+          <w:numId w:val="9"/>
+        </w:numPr>
         <w:spacing w:after="40" w:line="348"/>
-        <w:ind w:left="1000" w:hanging="600"/>
-      </w:pPr>
-      <w:r>
-        <w:rPr>
-          <w:rFonts w:ascii="SimSun" w:eastAsia="SimSun" w:hAnsi="SimSun"/>
-          <w:sz w:val="22"/>
-          <w:szCs w:val="22"/>
-        </w:rPr>
-        <w:t xml:space="preserve">（4）</w:t>
-      </w:r>
-      <w:r>
-        <w:tab/>
-      </w:r>
+      </w:pPr>
       <w:r>
         <w:rPr>
           <w:rFonts w:ascii="SimSun" w:eastAsia="SimSun" w:hAnsi="SimSun"/>
@@ -2053,23 +1795,13 @@
     </w:p>
     <w:p>
       <w:pPr>
-        <w:tabs>
-          <w:tab w:val="left" w:pos="1000"/>
-        </w:tabs>
+        <w:pStyle w:val="ListParagraph"/>
+        <w:numPr>
+          <w:ilvl w:val="0"/>
+          <w:numId w:val="9"/>
+        </w:numPr>
         <w:spacing w:after="40" w:line="348"/>
-        <w:ind w:left="1000" w:hanging="600"/>
-      </w:pPr>
-      <w:r>
-        <w:rPr>
-          <w:rFonts w:ascii="SimSun" w:eastAsia="SimSun" w:hAnsi="SimSun"/>
-          <w:sz w:val="22"/>
-          <w:szCs w:val="22"/>
-        </w:rPr>
-        <w:t xml:space="preserve">（5）</w:t>
-      </w:r>
-      <w:r>
-        <w:tab/>
-      </w:r>
+      </w:pPr>
       <w:r>
         <w:rPr>
           <w:rFonts w:ascii="SimSun" w:eastAsia="SimSun" w:hAnsi="SimSun"/>
@@ -2081,24 +1813,14 @@
     </w:p>
     <w:p>
       <w:pPr>
-        <w:tabs>
-          <w:tab w:val="left" w:pos="400"/>
-        </w:tabs>
+        <w:pStyle w:val="ListParagraph"/>
+        <w:numPr>
+          <w:ilvl w:val="0"/>
+          <w:numId w:val="8"/>
+        </w:numPr>
         <w:spacing w:after="100" w:line="348"/>
-        <w:ind w:left="400" w:hanging="400"/>
         <w:jc w:val="both"/>
       </w:pPr>
-      <w:r>
-        <w:rPr>
-          <w:rFonts w:ascii="SimSun" w:eastAsia="SimSun" w:hAnsi="SimSun"/>
-          <w:sz w:val="22"/>
-          <w:szCs w:val="22"/>
-        </w:rPr>
-        <w:t xml:space="preserve">3.</w:t>
-      </w:r>
-      <w:r>
-        <w:tab/>
-      </w:r>
       <w:r>
         <w:rPr>
           <w:rFonts w:ascii="SimSun" w:eastAsia="SimSun" w:hAnsi="SimSun"/>
@@ -2128,11 +1850,12 @@
     </w:p>
     <w:p>
       <w:pPr>
-        <w:tabs>
-          <w:tab w:val="left" w:pos="400"/>
-        </w:tabs>
+        <w:pStyle w:val="ListParagraph"/>
+        <w:numPr>
+          <w:ilvl w:val="0"/>
+          <w:numId w:val="8"/>
+        </w:numPr>
         <w:spacing w:after="100" w:line="348"/>
-        <w:ind w:left="400" w:hanging="400"/>
         <w:jc w:val="both"/>
       </w:pPr>
       <w:r>
@@ -2141,40 +1864,19 @@
           <w:sz w:val="22"/>
           <w:szCs w:val="22"/>
         </w:rPr>
-        <w:t xml:space="preserve">4.</w:t>
-      </w:r>
-      <w:r>
-        <w:tab/>
-      </w:r>
-      <w:r>
-        <w:rPr>
-          <w:rFonts w:ascii="SimSun" w:eastAsia="SimSun" w:hAnsi="SimSun"/>
-          <w:sz w:val="22"/>
-          <w:szCs w:val="22"/>
-        </w:rPr>
         <w:t xml:space="preserve">甲方无正当理由提前收回房屋的，应提前【提前退租通知天数】日书面通知乙方，退还押金，并支付相当于【违约金月数】个月租金的违约金。</w:t>
       </w:r>
     </w:p>
     <w:p>
       <w:pPr>
-        <w:tabs>
-          <w:tab w:val="left" w:pos="400"/>
-        </w:tabs>
+        <w:pStyle w:val="ListParagraph"/>
+        <w:numPr>
+          <w:ilvl w:val="0"/>
+          <w:numId w:val="8"/>
+        </w:numPr>
         <w:spacing w:after="100" w:line="348"/>
-        <w:ind w:left="400" w:hanging="400"/>
         <w:jc w:val="both"/>
       </w:pPr>
-      <w:r>
-        <w:rPr>
-          <w:rFonts w:ascii="SimSun" w:eastAsia="SimSun" w:hAnsi="SimSun"/>
-          <w:sz w:val="22"/>
-          <w:szCs w:val="22"/>
-        </w:rPr>
-        <w:t xml:space="preserve">5.</w:t>
-      </w:r>
-      <w:r>
-        <w:tab/>
-      </w:r>
       <w:r>
         <w:rPr>
           <w:rFonts w:ascii="SimSun" w:eastAsia="SimSun" w:hAnsi="SimSun"/>
@@ -2205,11 +1907,12 @@
     </w:p>
     <w:p>
       <w:pPr>
-        <w:tabs>
-          <w:tab w:val="left" w:pos="400"/>
-        </w:tabs>
+        <w:pStyle w:val="ListParagraph"/>
+        <w:numPr>
+          <w:ilvl w:val="0"/>
+          <w:numId w:val="10"/>
+        </w:numPr>
         <w:spacing w:after="100" w:line="348"/>
-        <w:ind w:left="400" w:hanging="400"/>
         <w:jc w:val="both"/>
       </w:pPr>
       <w:r>
@@ -2218,27 +1921,17 @@
           <w:sz w:val="22"/>
           <w:szCs w:val="22"/>
         </w:rPr>
-        <w:t xml:space="preserve">1.</w:t>
-      </w:r>
-      <w:r>
-        <w:tab/>
-      </w:r>
-      <w:r>
-        <w:rPr>
-          <w:rFonts w:ascii="SimSun" w:eastAsia="SimSun" w:hAnsi="SimSun"/>
-          <w:sz w:val="22"/>
-          <w:szCs w:val="22"/>
-        </w:rPr>
         <w:t xml:space="preserve">乙方需要续租的，应在租期届满前【续租通知天数】日向甲方提出，双方协商一致后重新签订合同。</w:t>
       </w:r>
     </w:p>
     <w:p>
       <w:pPr>
-        <w:tabs>
-          <w:tab w:val="left" w:pos="400"/>
-        </w:tabs>
+        <w:pStyle w:val="ListParagraph"/>
+        <w:numPr>
+          <w:ilvl w:val="0"/>
+          <w:numId w:val="10"/>
+        </w:numPr>
         <w:spacing w:after="100" w:line="348"/>
-        <w:ind w:left="400" w:hanging="400"/>
         <w:jc w:val="both"/>
       </w:pPr>
       <w:r>
@@ -2247,40 +1940,19 @@
           <w:sz w:val="22"/>
           <w:szCs w:val="22"/>
         </w:rPr>
-        <w:t xml:space="preserve">2.</w:t>
-      </w:r>
-      <w:r>
-        <w:tab/>
-      </w:r>
-      <w:r>
-        <w:rPr>
-          <w:rFonts w:ascii="SimSun" w:eastAsia="SimSun" w:hAnsi="SimSun"/>
-          <w:sz w:val="22"/>
-          <w:szCs w:val="22"/>
-        </w:rPr>
         <w:t xml:space="preserve">租期届满或合同解除后，乙方应在届满之日或解除通知载明的日期前搬离，按原状返还房屋和设施，交还钥匙和门禁卡，结清费用。退房时应保持房内整洁，否则甲方可以收取清洁费【清洁费金额】元。</w:t>
       </w:r>
     </w:p>
     <w:p>
       <w:pPr>
-        <w:tabs>
-          <w:tab w:val="left" w:pos="400"/>
-        </w:tabs>
+        <w:pStyle w:val="ListParagraph"/>
+        <w:numPr>
+          <w:ilvl w:val="0"/>
+          <w:numId w:val="10"/>
+        </w:numPr>
         <w:spacing w:after="100" w:line="348"/>
-        <w:ind w:left="400" w:hanging="400"/>
         <w:jc w:val="both"/>
       </w:pPr>
-      <w:r>
-        <w:rPr>
-          <w:rFonts w:ascii="SimSun" w:eastAsia="SimSun" w:hAnsi="SimSun"/>
-          <w:sz w:val="22"/>
-          <w:szCs w:val="22"/>
-        </w:rPr>
-        <w:t xml:space="preserve">3.</w:t>
-      </w:r>
-      <w:r>
-        <w:tab/>
-      </w:r>
       <w:r>
         <w:rPr>
           <w:rFonts w:ascii="SimSun" w:eastAsia="SimSun" w:hAnsi="SimSun"/>
@@ -2294,24 +1966,14 @@
     </w:p>
     <w:p>
       <w:pPr>
-        <w:tabs>
-          <w:tab w:val="left" w:pos="400"/>
-        </w:tabs>
+        <w:pStyle w:val="ListParagraph"/>
+        <w:numPr>
+          <w:ilvl w:val="0"/>
+          <w:numId w:val="10"/>
+        </w:numPr>
         <w:spacing w:after="100" w:line="348"/>
-        <w:ind w:left="400" w:hanging="400"/>
         <w:jc w:val="both"/>
       </w:pPr>
-      <w:r>
-        <w:rPr>
-          <w:rFonts w:ascii="SimSun" w:eastAsia="SimSun" w:hAnsi="SimSun"/>
-          <w:sz w:val="22"/>
-          <w:szCs w:val="22"/>
-        </w:rPr>
-        <w:t xml:space="preserve">4.</w:t>
-      </w:r>
-      <w:r>
-        <w:tab/>
-      </w:r>
       <w:r>
         <w:rPr>
           <w:rFonts w:ascii="SimSun" w:eastAsia="SimSun" w:hAnsi="SimSun"/>
@@ -2341,24 +2003,14 @@
     </w:p>
     <w:p>
       <w:pPr>
-        <w:tabs>
-          <w:tab w:val="left" w:pos="400"/>
-        </w:tabs>
+        <w:pStyle w:val="ListParagraph"/>
+        <w:numPr>
+          <w:ilvl w:val="0"/>
+          <w:numId w:val="10"/>
+        </w:numPr>
         <w:spacing w:after="100" w:line="348"/>
-        <w:ind w:left="400" w:hanging="400"/>
         <w:jc w:val="both"/>
       </w:pPr>
-      <w:r>
-        <w:rPr>
-          <w:rFonts w:ascii="SimSun" w:eastAsia="SimSun" w:hAnsi="SimSun"/>
-          <w:sz w:val="22"/>
-          <w:szCs w:val="22"/>
-        </w:rPr>
-        <w:t xml:space="preserve">5.</w:t>
-      </w:r>
-      <w:r>
-        <w:tab/>
-      </w:r>
       <w:r>
         <w:rPr>
           <w:rFonts w:ascii="SimSun" w:eastAsia="SimSun" w:hAnsi="SimSun"/>
@@ -2407,11 +2059,12 @@
     </w:p>
     <w:p>
       <w:pPr>
-        <w:tabs>
-          <w:tab w:val="left" w:pos="400"/>
-        </w:tabs>
+        <w:pStyle w:val="ListParagraph"/>
+        <w:numPr>
+          <w:ilvl w:val="0"/>
+          <w:numId w:val="11"/>
+        </w:numPr>
         <w:spacing w:after="100" w:line="348"/>
-        <w:ind w:left="400" w:hanging="400"/>
         <w:jc w:val="both"/>
       </w:pPr>
       <w:r>
@@ -2420,40 +2073,19 @@
           <w:sz w:val="22"/>
           <w:szCs w:val="22"/>
         </w:rPr>
-        <w:t xml:space="preserve">1.</w:t>
-      </w:r>
-      <w:r>
-        <w:tab/>
-      </w:r>
-      <w:r>
-        <w:rPr>
-          <w:rFonts w:ascii="SimSun" w:eastAsia="SimSun" w:hAnsi="SimSun"/>
-          <w:sz w:val="22"/>
-          <w:szCs w:val="22"/>
-        </w:rPr>
         <w:t xml:space="preserve">因政府征收、拆迁、规划调整或不可抗力等非双方原因致使本合同无法履行的，合同终止，双方互不承担违约责任。甲方应尽可能提前通知乙方，租金按实际居住天数结算，剩余租金和押金退还乙方。</w:t>
       </w:r>
     </w:p>
     <w:p>
       <w:pPr>
-        <w:tabs>
-          <w:tab w:val="left" w:pos="400"/>
-        </w:tabs>
+        <w:pStyle w:val="ListParagraph"/>
+        <w:numPr>
+          <w:ilvl w:val="0"/>
+          <w:numId w:val="11"/>
+        </w:numPr>
         <w:spacing w:after="100" w:line="348"/>
-        <w:ind w:left="400" w:hanging="400"/>
         <w:jc w:val="both"/>
       </w:pPr>
-      <w:r>
-        <w:rPr>
-          <w:rFonts w:ascii="SimSun" w:eastAsia="SimSun" w:hAnsi="SimSun"/>
-          <w:sz w:val="22"/>
-          <w:szCs w:val="22"/>
-        </w:rPr>
-        <w:t xml:space="preserve">2.</w:t>
-      </w:r>
-      <w:r>
-        <w:tab/>
-      </w:r>
       <w:r>
         <w:rPr>
           <w:rFonts w:ascii="SimSun" w:eastAsia="SimSun" w:hAnsi="SimSun"/>
@@ -2484,11 +2116,12 @@
     </w:p>
     <w:p>
       <w:pPr>
-        <w:tabs>
-          <w:tab w:val="left" w:pos="400"/>
-        </w:tabs>
+        <w:pStyle w:val="ListParagraph"/>
+        <w:numPr>
+          <w:ilvl w:val="0"/>
+          <w:numId w:val="12"/>
+        </w:numPr>
         <w:spacing w:after="100" w:line="348"/>
-        <w:ind w:left="400" w:hanging="400"/>
         <w:jc w:val="both"/>
       </w:pPr>
       <w:r>
@@ -2497,27 +2130,17 @@
           <w:sz w:val="22"/>
           <w:szCs w:val="22"/>
         </w:rPr>
-        <w:t xml:space="preserve">1.</w:t>
-      </w:r>
-      <w:r>
-        <w:tab/>
-      </w:r>
-      <w:r>
-        <w:rPr>
-          <w:rFonts w:ascii="SimSun" w:eastAsia="SimSun" w:hAnsi="SimSun"/>
-          <w:sz w:val="22"/>
-          <w:szCs w:val="22"/>
-        </w:rPr>
         <w:t xml:space="preserve">上表所列电话是双方的联系方式。按该电话发送的短信、微信通知，发出满24小时视为送达。一方变更电话应及时告知对方；未告知的，按原电话发送的通知视为送达。</w:t>
       </w:r>
     </w:p>
     <w:p>
       <w:pPr>
-        <w:tabs>
-          <w:tab w:val="left" w:pos="400"/>
-        </w:tabs>
+        <w:pStyle w:val="ListParagraph"/>
+        <w:numPr>
+          <w:ilvl w:val="0"/>
+          <w:numId w:val="12"/>
+        </w:numPr>
         <w:spacing w:after="100" w:line="348"/>
-        <w:ind w:left="400" w:hanging="400"/>
         <w:jc w:val="both"/>
       </w:pPr>
       <w:r>
@@ -2526,40 +2149,19 @@
           <w:sz w:val="22"/>
           <w:szCs w:val="22"/>
         </w:rPr>
-        <w:t xml:space="preserve">2.</w:t>
-      </w:r>
-      <w:r>
-        <w:tab/>
-      </w:r>
-      <w:r>
-        <w:rPr>
-          <w:rFonts w:ascii="SimSun" w:eastAsia="SimSun" w:hAnsi="SimSun"/>
-          <w:sz w:val="22"/>
-          <w:szCs w:val="22"/>
-        </w:rPr>
         <w:t xml:space="preserve">本合同以电子签名方式签订，附件是本合同的组成部分。未尽事宜依照法律法规执行，或由双方另行书面约定。</w:t>
       </w:r>
     </w:p>
     <w:p>
       <w:pPr>
-        <w:tabs>
-          <w:tab w:val="left" w:pos="400"/>
-        </w:tabs>
+        <w:pStyle w:val="ListParagraph"/>
+        <w:numPr>
+          <w:ilvl w:val="0"/>
+          <w:numId w:val="12"/>
+        </w:numPr>
         <w:spacing w:after="100" w:line="348"/>
-        <w:ind w:left="400" w:hanging="400"/>
         <w:jc w:val="both"/>
       </w:pPr>
-      <w:r>
-        <w:rPr>
-          <w:rFonts w:ascii="SimSun" w:eastAsia="SimSun" w:hAnsi="SimSun"/>
-          <w:sz w:val="22"/>
-          <w:szCs w:val="22"/>
-        </w:rPr>
-        <w:t xml:space="preserve">3.</w:t>
-      </w:r>
-      <w:r>
-        <w:tab/>
-      </w:r>
       <w:r>
         <w:rPr>
           <w:rFonts w:ascii="SimSun" w:eastAsia="SimSun" w:hAnsi="SimSun"/>
@@ -2583,6 +2185,115 @@
           <w:szCs w:val="26"/>
         </w:rPr>
         <w:t xml:space="preserve">三、签署</w:t>
+      </w:r>
+    </w:p>
+    <w:p>
+      <w:pPr>
+        <w:pBdr>
+          <w:top w:val="single" w:color="BFBFBF" w:sz="6" w:space="6"/>
+          <w:bottom w:val="single" w:color="BFBFBF" w:sz="6" w:space="6"/>
+          <w:left w:val="single" w:color="BFBFBF" w:sz="6" w:space="6"/>
+          <w:right w:val="single" w:color="BFBFBF" w:sz="6" w:space="6"/>
+        </w:pBdr>
+        <w:shd w:fill="F2F2F2" w:color="auto" w:val="clear"/>
+        <w:spacing w:after="360" w:line="320"/>
+      </w:pPr>
+      <w:r>
+        <w:rPr>
+          <w:rFonts w:ascii="SimSun" w:eastAsia="SimSun" w:hAnsi="SimSun"/>
+          <w:sz w:val="20"/>
+          <w:szCs w:val="20"/>
+        </w:rPr>
+        <w:t xml:space="preserve">重要提示：本合同中加粗的内容涉及税费、押金扣除、维修付款、违约金、合同解除及物品处置，甲方已提示乙方重点阅读。乙方确认已阅读并理解全部条款。</w:t>
+      </w:r>
+    </w:p>
+    <w:p>
+      <w:pPr>
+        <w:spacing w:after="80" w:before="240" w:line="348"/>
+      </w:pPr>
+      <w:r>
+        <w:rPr>
+          <w:rFonts w:ascii="SimHei" w:eastAsia="SimHei" w:hAnsi="SimHei"/>
+          <w:sz w:val="22"/>
+          <w:szCs w:val="22"/>
+        </w:rPr>
+        <w:t xml:space="preserve">甲方（出租人）签名：</w:t>
+      </w:r>
+      <w:r>
+        <w:rPr>
+          <w:color w:val="808080"/>
+          <w:sz w:val="22"/>
+          <w:szCs w:val="22"/>
+        </w:rPr>
+        <w:t xml:space="preserve">____________________________</w:t>
+      </w:r>
+    </w:p>
+    <w:p>
+      <w:pPr>
+        <w:spacing w:after="120" w:before="0" w:line="348"/>
+        <w:jc w:val="both"/>
+      </w:pPr>
+      <w:r>
+        <w:rPr>
+          <w:rFonts w:ascii="SimSun" w:eastAsia="SimSun" w:hAnsi="SimSun"/>
+          <w:color w:val="595959"/>
+          <w:sz w:val="20"/>
+          <w:szCs w:val="20"/>
+        </w:rPr>
+        <w:t xml:space="preserve">签署日期：以电子签名记录为准</w:t>
+      </w:r>
+    </w:p>
+    <w:p>
+      <w:pPr>
+        <w:spacing w:after="80" w:before="240" w:line="348"/>
+      </w:pPr>
+      <w:r>
+        <w:rPr>
+          <w:rFonts w:ascii="SimHei" w:eastAsia="SimHei" w:hAnsi="SimHei"/>
+          <w:sz w:val="22"/>
+          <w:szCs w:val="22"/>
+        </w:rPr>
+        <w:t xml:space="preserve">乙方（承租人）签名：</w:t>
+      </w:r>
+      <w:r>
+        <w:rPr>
+          <w:color w:val="808080"/>
+          <w:sz w:val="22"/>
+          <w:szCs w:val="22"/>
+        </w:rPr>
+        <w:t xml:space="preserve">____________________________</w:t>
+      </w:r>
+    </w:p>
+    <w:p>
+      <w:pPr>
+        <w:spacing w:after="120" w:before="0" w:line="348"/>
+        <w:jc w:val="both"/>
+      </w:pPr>
+      <w:r>
+        <w:rPr>
+          <w:rFonts w:ascii="SimSun" w:eastAsia="SimSun" w:hAnsi="SimSun"/>
+          <w:color w:val="595959"/>
+          <w:sz w:val="20"/>
+          <w:szCs w:val="20"/>
+        </w:rPr>
+        <w:t xml:space="preserve">签署日期：以电子签名记录为准</w:t>
+      </w:r>
+    </w:p>
+    <w:p>
+      <w:pPr>
+        <w:pageBreakBefore/>
+        <w:spacing w:after="240"/>
+        <w:jc w:val="center"/>
+      </w:pPr>
+      <w:r>
+        <w:rPr>
+          <w:rFonts w:ascii="SimHei" w:eastAsia="SimHei" w:hAnsi="SimHei"/>
+          <w:b/>
+          <w:bCs/>
+          <w:sz w:val="30"/>
+          <w:szCs w:val="30"/>
+        </w:rPr>
+        <w:t xml:space="preserve">附件　房屋交接清单</w:t>
       </w:r>
     </w:p>
     <w:tbl>
@@ -2596,25 +2307,59 @@
           <w:insideH w:val="single" w:color="auto" w:sz="4"/>
           <w:insideV w:val="single" w:color="auto" w:sz="4"/>
         </w:tblBorders>
+        <w:tblLayout w:type="fixed"/>
       </w:tblPr>
       <w:tblGrid>
-        <w:gridCol w:w="9070"/>
+        <w:gridCol w:w="1950"/>
+        <w:gridCol w:w="7120"/>
       </w:tblGrid>
       <w:tr>
         <w:tc>
           <w:tcPr>
-            <w:tcW w:type="dxa" w:w="9070"/>
-            <w:tcBorders>
-              <w:top w:val="single" w:color="808080" w:sz="4"/>
-              <w:left w:val="single" w:color="808080" w:sz="4"/>
-              <w:bottom w:val="single" w:color="808080" w:sz="4"/>
-              <w:right w:val="single" w:color="808080" w:sz="4"/>
+            <w:tcW w:type="dxa" w:w="1950"/>
+            <w:tcBorders>
+              <w:top w:val="single" w:color="BFBFBF" w:sz="4"/>
+              <w:left w:val="single" w:color="BFBFBF" w:sz="4"/>
+              <w:bottom w:val="single" w:color="BFBFBF" w:sz="4"/>
+              <w:right w:val="single" w:color="BFBFBF" w:sz="4"/>
             </w:tcBorders>
             <w:shd w:fill="F2F2F2" w:color="auto" w:val="clear"/>
             <w:tcMar>
-              <w:top w:type="dxa" w:w="140"/>
-              <w:left w:type="dxa" w:w="140"/>
-              <w:bottom w:type="dxa" w:w="140"/>
+              <w:top w:type="dxa" w:w="90"/>
+              <w:left w:type="dxa" w:w="140"/>
+              <w:bottom w:type="dxa" w:w="90"/>
+              <w:right w:type="dxa" w:w="140"/>
+            </w:tcMar>
+            <w:vAlign w:val="center"/>
+          </w:tcPr>
+          <w:p>
+            <w:pPr>
+              <w:spacing w:after="0" w:before="0" w:line="300"/>
+              <w:jc w:val="left"/>
+            </w:pPr>
+            <w:r>
+              <w:rPr>
+                <w:rFonts w:ascii="SimHei" w:eastAsia="SimHei" w:hAnsi="SimHei"/>
+                <w:sz w:val="22"/>
+                <w:szCs w:val="22"/>
+              </w:rPr>
+              <w:t xml:space="preserve">房屋地址</w:t>
+            </w:r>
+          </w:p>
+        </w:tc>
+        <w:tc>
+          <w:tcPr>
+            <w:tcW w:type="dxa" w:w="7120"/>
+            <w:tcBorders>
+              <w:top w:val="single" w:color="BFBFBF" w:sz="4"/>
+              <w:left w:val="single" w:color="BFBFBF" w:sz="4"/>
+              <w:bottom w:val="single" w:color="BFBFBF" w:sz="4"/>
+              <w:right w:val="single" w:color="BFBFBF" w:sz="4"/>
+            </w:tcBorders>
+            <w:tcMar>
+              <w:top w:type="dxa" w:w="90"/>
+              <w:left w:type="dxa" w:w="140"/>
+              <w:bottom w:type="dxa" w:w="90"/>
               <w:right w:type="dxa" w:w="140"/>
             </w:tcMar>
             <w:vAlign w:val="center"/>
@@ -2630,12 +2375,152 @@
                 <w:sz w:val="22"/>
                 <w:szCs w:val="22"/>
               </w:rPr>
-              <w:t xml:space="preserve">重要提示：本合同中加粗的内容涉及税费、押金扣除、维修付款、违约金、合同解除及物品处置，甲方已提示乙方重点阅读。乙方确认已阅读并理解全部条款。</w:t>
+              <w:t xml:space="preserve">【房屋坐落】</w:t>
+            </w:r>
+          </w:p>
+        </w:tc>
+      </w:tr>
+      <w:tr>
+        <w:tc>
+          <w:tcPr>
+            <w:tcW w:type="dxa" w:w="1950"/>
+            <w:tcBorders>
+              <w:top w:val="single" w:color="BFBFBF" w:sz="4"/>
+              <w:left w:val="single" w:color="BFBFBF" w:sz="4"/>
+              <w:bottom w:val="single" w:color="BFBFBF" w:sz="4"/>
+              <w:right w:val="single" w:color="BFBFBF" w:sz="4"/>
+            </w:tcBorders>
+            <w:shd w:fill="F2F2F2" w:color="auto" w:val="clear"/>
+            <w:tcMar>
+              <w:top w:type="dxa" w:w="90"/>
+              <w:left w:type="dxa" w:w="140"/>
+              <w:bottom w:type="dxa" w:w="90"/>
+              <w:right w:type="dxa" w:w="140"/>
+            </w:tcMar>
+            <w:vAlign w:val="center"/>
+          </w:tcPr>
+          <w:p>
+            <w:pPr>
+              <w:spacing w:after="0" w:before="0" w:line="300"/>
+              <w:jc w:val="left"/>
+            </w:pPr>
+            <w:r>
+              <w:rPr>
+                <w:rFonts w:ascii="SimHei" w:eastAsia="SimHei" w:hAnsi="SimHei"/>
+                <w:sz w:val="22"/>
+                <w:szCs w:val="22"/>
+              </w:rPr>
+              <w:t xml:space="preserve">交付日期</w:t>
+            </w:r>
+          </w:p>
+        </w:tc>
+        <w:tc>
+          <w:tcPr>
+            <w:tcW w:type="dxa" w:w="7120"/>
+            <w:tcBorders>
+              <w:top w:val="single" w:color="BFBFBF" w:sz="4"/>
+              <w:left w:val="single" w:color="BFBFBF" w:sz="4"/>
+              <w:bottom w:val="single" w:color="BFBFBF" w:sz="4"/>
+              <w:right w:val="single" w:color="BFBFBF" w:sz="4"/>
+            </w:tcBorders>
+            <w:tcMar>
+              <w:top w:type="dxa" w:w="90"/>
+              <w:left w:type="dxa" w:w="140"/>
+              <w:bottom w:type="dxa" w:w="90"/>
+              <w:right w:type="dxa" w:w="140"/>
+            </w:tcMar>
+            <w:vAlign w:val="center"/>
+          </w:tcPr>
+          <w:p>
+            <w:pPr>
+              <w:spacing w:after="0" w:before="0" w:line="300"/>
+              <w:jc w:val="left"/>
+            </w:pPr>
+            <w:r>
+              <w:rPr>
+                <w:rFonts w:ascii="SimSun" w:eastAsia="SimSun" w:hAnsi="SimSun"/>
+                <w:sz w:val="22"/>
+                <w:szCs w:val="22"/>
+              </w:rPr>
+              <w:t xml:space="preserve">【交付时间】</w:t>
+            </w:r>
+          </w:p>
+        </w:tc>
+      </w:tr>
+      <w:tr>
+        <w:tc>
+          <w:tcPr>
+            <w:tcW w:type="dxa" w:w="1950"/>
+            <w:tcBorders>
+              <w:top w:val="single" w:color="BFBFBF" w:sz="4"/>
+              <w:left w:val="single" w:color="BFBFBF" w:sz="4"/>
+              <w:bottom w:val="single" w:color="BFBFBF" w:sz="4"/>
+              <w:right w:val="single" w:color="BFBFBF" w:sz="4"/>
+            </w:tcBorders>
+            <w:shd w:fill="F2F2F2" w:color="auto" w:val="clear"/>
+            <w:tcMar>
+              <w:top w:type="dxa" w:w="90"/>
+              <w:left w:type="dxa" w:w="140"/>
+              <w:bottom w:type="dxa" w:w="90"/>
+              <w:right w:type="dxa" w:w="140"/>
+            </w:tcMar>
+            <w:vAlign w:val="center"/>
+          </w:tcPr>
+          <w:p>
+            <w:pPr>
+              <w:spacing w:after="0" w:before="0" w:line="300"/>
+              <w:jc w:val="left"/>
+            </w:pPr>
+            <w:r>
+              <w:rPr>
+                <w:rFonts w:ascii="SimHei" w:eastAsia="SimHei" w:hAnsi="SimHei"/>
+                <w:sz w:val="22"/>
+                <w:szCs w:val="22"/>
+              </w:rPr>
+              <w:t xml:space="preserve">水电</w:t>
+            </w:r>
+          </w:p>
+        </w:tc>
+        <w:tc>
+          <w:tcPr>
+            <w:tcW w:type="dxa" w:w="7120"/>
+            <w:tcBorders>
+              <w:top w:val="single" w:color="BFBFBF" w:sz="4"/>
+              <w:left w:val="single" w:color="BFBFBF" w:sz="4"/>
+              <w:bottom w:val="single" w:color="BFBFBF" w:sz="4"/>
+              <w:right w:val="single" w:color="BFBFBF" w:sz="4"/>
+            </w:tcBorders>
+            <w:tcMar>
+              <w:top w:type="dxa" w:w="90"/>
+              <w:left w:type="dxa" w:w="140"/>
+              <w:bottom w:type="dxa" w:w="90"/>
+              <w:right w:type="dxa" w:w="140"/>
+            </w:tcMar>
+            <w:vAlign w:val="center"/>
+          </w:tcPr>
+          <w:p>
+            <w:pPr>
+              <w:spacing w:after="0" w:before="0" w:line="300"/>
+              <w:jc w:val="left"/>
+            </w:pPr>
+            <w:r>
+              <w:rPr>
+                <w:rFonts w:ascii="SimSun" w:eastAsia="SimSun" w:hAnsi="SimSun"/>
+                <w:sz w:val="22"/>
+                <w:szCs w:val="22"/>
+              </w:rPr>
+              <w:t xml:space="preserve">预付充值、即充即用，按各户独立账户余额计费，入住时无需抄表。</w:t>
             </w:r>
           </w:p>
         </w:tc>
       </w:tr>
     </w:tbl>
+    <w:p>
+      <w:pPr>
+        <w:spacing w:after="160" w:before="0" w:line="348"/>
+        <w:jc w:val="both"/>
+      </w:pPr>
+    </w:p>
     <w:tbl>
       <w:tblPr>
         <w:tblW w:type="dxa" w:w="9070"/>
@@ -2647,405 +2532,12 @@
           <w:insideH w:val="single" w:color="auto" w:sz="4"/>
           <w:insideV w:val="single" w:color="auto" w:sz="4"/>
         </w:tblBorders>
+        <w:tblLayout w:type="fixed"/>
       </w:tblPr>
       <w:tblGrid>
-        <w:gridCol w:w="4535"/>
-        <w:gridCol w:w="4535"/>
-      </w:tblGrid>
-      <w:tr>
-        <w:tc>
-          <w:tcPr>
-            <w:tcW w:type="dxa" w:w="4535"/>
-            <w:tcBorders>
-              <w:top w:val="none" w:color="FFFFFF" w:sz="0"/>
-              <w:left w:val="none" w:color="FFFFFF" w:sz="0"/>
-              <w:bottom w:val="none" w:color="FFFFFF" w:sz="0"/>
-              <w:right w:val="none" w:color="FFFFFF" w:sz="0"/>
-            </w:tcBorders>
-            <w:tcMar>
-              <w:top w:type="dxa" w:w="200"/>
-              <w:left w:type="dxa" w:w="140"/>
-              <w:right w:type="dxa" w:w="140"/>
-            </w:tcMar>
-          </w:tcPr>
-          <w:p>
-            <w:pPr>
-              <w:spacing w:after="200" w:before="0" w:line="348"/>
-              <w:jc w:val="both"/>
-            </w:pPr>
-            <w:r>
-              <w:rPr>
-                <w:rFonts w:ascii="SimHei" w:eastAsia="SimHei" w:hAnsi="SimHei"/>
-                <w:sz w:val="22"/>
-                <w:szCs w:val="22"/>
-              </w:rPr>
-              <w:t xml:space="preserve">甲方（出租人）</w:t>
-            </w:r>
-          </w:p>
-          <w:p>
-            <w:pPr>
-              <w:spacing w:after="360" w:line="348"/>
-            </w:pPr>
-            <w:r>
-              <w:rPr>
-                <w:rFonts w:ascii="SimSun" w:eastAsia="SimSun" w:hAnsi="SimSun"/>
-                <w:sz w:val="22"/>
-                <w:szCs w:val="22"/>
-              </w:rPr>
-              <w:t xml:space="preserve">签名：</w:t>
-            </w:r>
-            <w:r>
-              <w:rPr>
-                <w:sz w:val="22"/>
-                <w:szCs w:val="22"/>
-                <w:u w:val="single"/>
-              </w:rPr>
-              <w:t xml:space="preserve">　　　　　　　　　　　　</w:t>
-            </w:r>
-          </w:p>
-          <w:p>
-            <w:pPr>
-              <w:spacing w:after="0" w:before="0" w:line="348"/>
-              <w:jc w:val="both"/>
-            </w:pPr>
-            <w:r>
-              <w:rPr>
-                <w:rFonts w:ascii="SimSun" w:eastAsia="SimSun" w:hAnsi="SimSun"/>
-                <w:sz w:val="22"/>
-                <w:szCs w:val="22"/>
-              </w:rPr>
-              <w:t xml:space="preserve">日期：以电子签名记录为准</w:t>
-            </w:r>
-          </w:p>
-        </w:tc>
-        <w:tc>
-          <w:tcPr>
-            <w:tcW w:type="dxa" w:w="4535"/>
-            <w:tcBorders>
-              <w:top w:val="none" w:color="FFFFFF" w:sz="0"/>
-              <w:left w:val="none" w:color="FFFFFF" w:sz="0"/>
-              <w:bottom w:val="none" w:color="FFFFFF" w:sz="0"/>
-              <w:right w:val="none" w:color="FFFFFF" w:sz="0"/>
-            </w:tcBorders>
-            <w:tcMar>
-              <w:top w:type="dxa" w:w="200"/>
-              <w:left w:type="dxa" w:w="140"/>
-              <w:right w:type="dxa" w:w="140"/>
-            </w:tcMar>
-          </w:tcPr>
-          <w:p>
-            <w:pPr>
-              <w:spacing w:after="200" w:before="0" w:line="348"/>
-              <w:jc w:val="both"/>
-            </w:pPr>
-            <w:r>
-              <w:rPr>
-                <w:rFonts w:ascii="SimHei" w:eastAsia="SimHei" w:hAnsi="SimHei"/>
-                <w:sz w:val="22"/>
-                <w:szCs w:val="22"/>
-              </w:rPr>
-              <w:t xml:space="preserve">乙方（承租人）</w:t>
-            </w:r>
-          </w:p>
-          <w:p>
-            <w:pPr>
-              <w:spacing w:after="360" w:line="348"/>
-            </w:pPr>
-            <w:r>
-              <w:rPr>
-                <w:rFonts w:ascii="SimSun" w:eastAsia="SimSun" w:hAnsi="SimSun"/>
-                <w:sz w:val="22"/>
-                <w:szCs w:val="22"/>
-              </w:rPr>
-              <w:t xml:space="preserve">签名：</w:t>
-            </w:r>
-            <w:r>
-              <w:rPr>
-                <w:sz w:val="22"/>
-                <w:szCs w:val="22"/>
-                <w:u w:val="single"/>
-              </w:rPr>
-              <w:t xml:space="preserve">　　　　　　　　　　　　</w:t>
-            </w:r>
-          </w:p>
-          <w:p>
-            <w:pPr>
-              <w:spacing w:after="0" w:before="0" w:line="348"/>
-              <w:jc w:val="both"/>
-            </w:pPr>
-            <w:r>
-              <w:rPr>
-                <w:rFonts w:ascii="SimSun" w:eastAsia="SimSun" w:hAnsi="SimSun"/>
-                <w:sz w:val="22"/>
-                <w:szCs w:val="22"/>
-              </w:rPr>
-              <w:t xml:space="preserve">日期：以电子签名记录为准</w:t>
-            </w:r>
-          </w:p>
-        </w:tc>
-      </w:tr>
-    </w:tbl>
-    <w:p>
-      <w:r>
-        <w:br w:type="page"/>
-      </w:r>
-    </w:p>
-    <w:p>
-      <w:pPr>
-        <w:spacing w:after="240"/>
-        <w:jc w:val="center"/>
-      </w:pPr>
-      <w:r>
-        <w:rPr>
-          <w:rFonts w:ascii="SimHei" w:eastAsia="SimHei" w:hAnsi="SimHei"/>
-          <w:b/>
-          <w:bCs/>
-          <w:sz w:val="30"/>
-          <w:szCs w:val="30"/>
-        </w:rPr>
-        <w:t xml:space="preserve">附件　房屋交接清单</w:t>
-      </w:r>
-    </w:p>
-    <w:tbl>
-      <w:tblPr>
-        <w:tblW w:type="dxa" w:w="9070"/>
-        <w:tblBorders>
-          <w:top w:val="single" w:color="auto" w:sz="4"/>
-          <w:left w:val="single" w:color="auto" w:sz="4"/>
-          <w:bottom w:val="single" w:color="auto" w:sz="4"/>
-          <w:right w:val="single" w:color="auto" w:sz="4"/>
-          <w:insideH w:val="single" w:color="auto" w:sz="4"/>
-          <w:insideV w:val="single" w:color="auto" w:sz="4"/>
-        </w:tblBorders>
-      </w:tblPr>
-      <w:tblGrid>
+        <w:gridCol w:w="3400"/>
         <w:gridCol w:w="1500"/>
-        <w:gridCol w:w="7570"/>
-      </w:tblGrid>
-      <w:tr>
-        <w:tc>
-          <w:tcPr>
-            <w:tcW w:type="dxa" w:w="1500"/>
-            <w:tcBorders>
-              <w:top w:val="single" w:color="808080" w:sz="4"/>
-              <w:left w:val="single" w:color="808080" w:sz="4"/>
-              <w:bottom w:val="single" w:color="808080" w:sz="4"/>
-              <w:right w:val="single" w:color="808080" w:sz="4"/>
-            </w:tcBorders>
-            <w:shd w:fill="F2F2F2" w:color="auto" w:val="clear"/>
-            <w:tcMar>
-              <w:top w:type="dxa" w:w="90"/>
-              <w:left w:type="dxa" w:w="140"/>
-              <w:bottom w:type="dxa" w:w="90"/>
-              <w:right w:type="dxa" w:w="140"/>
-            </w:tcMar>
-            <w:vAlign w:val="center"/>
-          </w:tcPr>
-          <w:p>
-            <w:pPr>
-              <w:spacing w:after="0" w:before="0" w:line="300"/>
-              <w:jc w:val="left"/>
-            </w:pPr>
-            <w:r>
-              <w:rPr>
-                <w:rFonts w:ascii="SimHei" w:eastAsia="SimHei" w:hAnsi="SimHei"/>
-                <w:sz w:val="22"/>
-                <w:szCs w:val="22"/>
-              </w:rPr>
-              <w:t xml:space="preserve">房屋地址</w:t>
-            </w:r>
-          </w:p>
-        </w:tc>
-        <w:tc>
-          <w:tcPr>
-            <w:tcW w:type="dxa" w:w="7570"/>
-            <w:tcBorders>
-              <w:top w:val="single" w:color="808080" w:sz="4"/>
-              <w:left w:val="single" w:color="808080" w:sz="4"/>
-              <w:bottom w:val="single" w:color="808080" w:sz="4"/>
-              <w:right w:val="single" w:color="808080" w:sz="4"/>
-            </w:tcBorders>
-            <w:tcMar>
-              <w:top w:type="dxa" w:w="90"/>
-              <w:left w:type="dxa" w:w="140"/>
-              <w:bottom w:type="dxa" w:w="90"/>
-              <w:right w:type="dxa" w:w="140"/>
-            </w:tcMar>
-            <w:vAlign w:val="center"/>
-          </w:tcPr>
-          <w:p>
-            <w:pPr>
-              <w:spacing w:after="0" w:before="0" w:line="300"/>
-              <w:jc w:val="left"/>
-            </w:pPr>
-            <w:r>
-              <w:rPr>
-                <w:rFonts w:ascii="SimSun" w:eastAsia="SimSun" w:hAnsi="SimSun"/>
-                <w:sz w:val="22"/>
-                <w:szCs w:val="22"/>
-              </w:rPr>
-              <w:t xml:space="preserve">【房屋坐落】</w:t>
-            </w:r>
-          </w:p>
-        </w:tc>
-      </w:tr>
-      <w:tr>
-        <w:tc>
-          <w:tcPr>
-            <w:tcW w:type="dxa" w:w="1500"/>
-            <w:tcBorders>
-              <w:top w:val="single" w:color="808080" w:sz="4"/>
-              <w:left w:val="single" w:color="808080" w:sz="4"/>
-              <w:bottom w:val="single" w:color="808080" w:sz="4"/>
-              <w:right w:val="single" w:color="808080" w:sz="4"/>
-            </w:tcBorders>
-            <w:shd w:fill="F2F2F2" w:color="auto" w:val="clear"/>
-            <w:tcMar>
-              <w:top w:type="dxa" w:w="90"/>
-              <w:left w:type="dxa" w:w="140"/>
-              <w:bottom w:type="dxa" w:w="90"/>
-              <w:right w:type="dxa" w:w="140"/>
-            </w:tcMar>
-            <w:vAlign w:val="center"/>
-          </w:tcPr>
-          <w:p>
-            <w:pPr>
-              <w:spacing w:after="0" w:before="0" w:line="300"/>
-              <w:jc w:val="left"/>
-            </w:pPr>
-            <w:r>
-              <w:rPr>
-                <w:rFonts w:ascii="SimHei" w:eastAsia="SimHei" w:hAnsi="SimHei"/>
-                <w:sz w:val="22"/>
-                <w:szCs w:val="22"/>
-              </w:rPr>
-              <w:t xml:space="preserve">交付日期</w:t>
-            </w:r>
-          </w:p>
-        </w:tc>
-        <w:tc>
-          <w:tcPr>
-            <w:tcW w:type="dxa" w:w="7570"/>
-            <w:tcBorders>
-              <w:top w:val="single" w:color="808080" w:sz="4"/>
-              <w:left w:val="single" w:color="808080" w:sz="4"/>
-              <w:bottom w:val="single" w:color="808080" w:sz="4"/>
-              <w:right w:val="single" w:color="808080" w:sz="4"/>
-            </w:tcBorders>
-            <w:tcMar>
-              <w:top w:type="dxa" w:w="90"/>
-              <w:left w:type="dxa" w:w="140"/>
-              <w:bottom w:type="dxa" w:w="90"/>
-              <w:right w:type="dxa" w:w="140"/>
-            </w:tcMar>
-            <w:vAlign w:val="center"/>
-          </w:tcPr>
-          <w:p>
-            <w:pPr>
-              <w:spacing w:after="0" w:before="0" w:line="300"/>
-              <w:jc w:val="left"/>
-            </w:pPr>
-            <w:r>
-              <w:rPr>
-                <w:rFonts w:ascii="SimSun" w:eastAsia="SimSun" w:hAnsi="SimSun"/>
-                <w:sz w:val="22"/>
-                <w:szCs w:val="22"/>
-              </w:rPr>
-              <w:t xml:space="preserve">【交付时间】</w:t>
-            </w:r>
-          </w:p>
-        </w:tc>
-      </w:tr>
-      <w:tr>
-        <w:tc>
-          <w:tcPr>
-            <w:tcW w:type="dxa" w:w="1500"/>
-            <w:tcBorders>
-              <w:top w:val="single" w:color="808080" w:sz="4"/>
-              <w:left w:val="single" w:color="808080" w:sz="4"/>
-              <w:bottom w:val="single" w:color="808080" w:sz="4"/>
-              <w:right w:val="single" w:color="808080" w:sz="4"/>
-            </w:tcBorders>
-            <w:shd w:fill="F2F2F2" w:color="auto" w:val="clear"/>
-            <w:tcMar>
-              <w:top w:type="dxa" w:w="90"/>
-              <w:left w:type="dxa" w:w="140"/>
-              <w:bottom w:type="dxa" w:w="90"/>
-              <w:right w:type="dxa" w:w="140"/>
-            </w:tcMar>
-            <w:vAlign w:val="center"/>
-          </w:tcPr>
-          <w:p>
-            <w:pPr>
-              <w:spacing w:after="0" w:before="0" w:line="300"/>
-              <w:jc w:val="left"/>
-            </w:pPr>
-            <w:r>
-              <w:rPr>
-                <w:rFonts w:ascii="SimHei" w:eastAsia="SimHei" w:hAnsi="SimHei"/>
-                <w:sz w:val="22"/>
-                <w:szCs w:val="22"/>
-              </w:rPr>
-              <w:t xml:space="preserve">水电</w:t>
-            </w:r>
-          </w:p>
-        </w:tc>
-        <w:tc>
-          <w:tcPr>
-            <w:tcW w:type="dxa" w:w="7570"/>
-            <w:tcBorders>
-              <w:top w:val="single" w:color="808080" w:sz="4"/>
-              <w:left w:val="single" w:color="808080" w:sz="4"/>
-              <w:bottom w:val="single" w:color="808080" w:sz="4"/>
-              <w:right w:val="single" w:color="808080" w:sz="4"/>
-            </w:tcBorders>
-            <w:tcMar>
-              <w:top w:type="dxa" w:w="90"/>
-              <w:left w:type="dxa" w:w="140"/>
-              <w:bottom w:type="dxa" w:w="90"/>
-              <w:right w:type="dxa" w:w="140"/>
-            </w:tcMar>
-            <w:vAlign w:val="center"/>
-          </w:tcPr>
-          <w:p>
-            <w:pPr>
-              <w:spacing w:after="0" w:before="0" w:line="300"/>
-              <w:jc w:val="left"/>
-            </w:pPr>
-            <w:r>
-              <w:rPr>
-                <w:rFonts w:ascii="SimSun" w:eastAsia="SimSun" w:hAnsi="SimSun"/>
-                <w:sz w:val="22"/>
-                <w:szCs w:val="22"/>
-              </w:rPr>
-              <w:t xml:space="preserve">预付充值、即充即用，按各户独立账户余额计费，入住时无需抄表。</w:t>
-            </w:r>
-          </w:p>
-        </w:tc>
-      </w:tr>
-    </w:tbl>
-    <w:p>
-      <w:pPr>
-        <w:spacing w:after="160" w:before="0" w:line="348"/>
-        <w:jc w:val="both"/>
-      </w:pPr>
-    </w:p>
-    <w:tbl>
-      <w:tblPr>
-        <w:tblW w:type="dxa" w:w="9070"/>
-        <w:tblBorders>
-          <w:top w:val="single" w:color="auto" w:sz="4"/>
-          <w:left w:val="single" w:color="auto" w:sz="4"/>
-          <w:bottom w:val="single" w:color="auto" w:sz="4"/>
-          <w:right w:val="single" w:color="auto" w:sz="4"/>
-          <w:insideH w:val="single" w:color="auto" w:sz="4"/>
-          <w:insideV w:val="single" w:color="auto" w:sz="4"/>
-        </w:tblBorders>
-      </w:tblPr>
-      <w:tblGrid>
-        <w:gridCol w:w="2600"/>
-        <w:gridCol w:w="1400"/>
-        <w:gridCol w:w="5070"/>
+        <w:gridCol w:w="4170"/>
       </w:tblGrid>
       <w:tr>
         <w:trPr>
@@ -3053,12 +2545,12 @@
         </w:trPr>
         <w:tc>
           <w:tcPr>
-            <w:tcW w:type="dxa" w:w="2600"/>
-            <w:tcBorders>
-              <w:top w:val="single" w:color="808080" w:sz="4"/>
-              <w:left w:val="single" w:color="808080" w:sz="4"/>
-              <w:bottom w:val="single" w:color="808080" w:sz="4"/>
-              <w:right w:val="single" w:color="808080" w:sz="4"/>
+            <w:tcW w:type="dxa" w:w="3400"/>
+            <w:tcBorders>
+              <w:top w:val="single" w:color="BFBFBF" w:sz="4"/>
+              <w:left w:val="single" w:color="BFBFBF" w:sz="4"/>
+              <w:bottom w:val="single" w:color="BFBFBF" w:sz="4"/>
+              <w:right w:val="single" w:color="BFBFBF" w:sz="4"/>
             </w:tcBorders>
             <w:shd w:fill="F2F2F2" w:color="auto" w:val="clear"/>
             <w:tcMar>
@@ -3086,12 +2578,12 @@
         </w:tc>
         <w:tc>
           <w:tcPr>
-            <w:tcW w:type="dxa" w:w="1400"/>
-            <w:tcBorders>
-              <w:top w:val="single" w:color="808080" w:sz="4"/>
-              <w:left w:val="single" w:color="808080" w:sz="4"/>
-              <w:bottom w:val="single" w:color="808080" w:sz="4"/>
-              <w:right w:val="single" w:color="808080" w:sz="4"/>
+            <w:tcW w:type="dxa" w:w="1500"/>
+            <w:tcBorders>
+              <w:top w:val="single" w:color="BFBFBF" w:sz="4"/>
+              <w:left w:val="single" w:color="BFBFBF" w:sz="4"/>
+              <w:bottom w:val="single" w:color="BFBFBF" w:sz="4"/>
+              <w:right w:val="single" w:color="BFBFBF" w:sz="4"/>
             </w:tcBorders>
             <w:shd w:fill="F2F2F2" w:color="auto" w:val="clear"/>
             <w:tcMar>
@@ -3119,12 +2611,12 @@
         </w:tc>
         <w:tc>
           <w:tcPr>
-            <w:tcW w:type="dxa" w:w="5070"/>
-            <w:tcBorders>
-              <w:top w:val="single" w:color="808080" w:sz="4"/>
-              <w:left w:val="single" w:color="808080" w:sz="4"/>
-              <w:bottom w:val="single" w:color="808080" w:sz="4"/>
-              <w:right w:val="single" w:color="808080" w:sz="4"/>
+            <w:tcW w:type="dxa" w:w="4170"/>
+            <w:tcBorders>
+              <w:top w:val="single" w:color="BFBFBF" w:sz="4"/>
+              <w:left w:val="single" w:color="BFBFBF" w:sz="4"/>
+              <w:bottom w:val="single" w:color="BFBFBF" w:sz="4"/>
+              <w:right w:val="single" w:color="BFBFBF" w:sz="4"/>
             </w:tcBorders>
             <w:shd w:fill="F2F2F2" w:color="auto" w:val="clear"/>
             <w:tcMar>
@@ -3154,12 +2646,12 @@
       <w:tr>
         <w:tc>
           <w:tcPr>
-            <w:tcW w:type="dxa" w:w="2600"/>
-            <w:tcBorders>
-              <w:top w:val="single" w:color="808080" w:sz="4"/>
-              <w:left w:val="single" w:color="808080" w:sz="4"/>
-              <w:bottom w:val="single" w:color="808080" w:sz="4"/>
-              <w:right w:val="single" w:color="808080" w:sz="4"/>
+            <w:tcW w:type="dxa" w:w="3400"/>
+            <w:tcBorders>
+              <w:top w:val="single" w:color="BFBFBF" w:sz="4"/>
+              <w:left w:val="single" w:color="BFBFBF" w:sz="4"/>
+              <w:bottom w:val="single" w:color="BFBFBF" w:sz="4"/>
+              <w:right w:val="single" w:color="BFBFBF" w:sz="4"/>
             </w:tcBorders>
             <w:tcMar>
               <w:top w:type="dxa" w:w="90"/>
@@ -3186,12 +2678,12 @@
         </w:tc>
         <w:tc>
           <w:tcPr>
-            <w:tcW w:type="dxa" w:w="1400"/>
-            <w:tcBorders>
-              <w:top w:val="single" w:color="808080" w:sz="4"/>
-              <w:left w:val="single" w:color="808080" w:sz="4"/>
-              <w:bottom w:val="single" w:color="808080" w:sz="4"/>
-              <w:right w:val="single" w:color="808080" w:sz="4"/>
+            <w:tcW w:type="dxa" w:w="1500"/>
+            <w:tcBorders>
+              <w:top w:val="single" w:color="BFBFBF" w:sz="4"/>
+              <w:left w:val="single" w:color="BFBFBF" w:sz="4"/>
+              <w:bottom w:val="single" w:color="BFBFBF" w:sz="4"/>
+              <w:right w:val="single" w:color="BFBFBF" w:sz="4"/>
             </w:tcBorders>
             <w:tcMar>
               <w:top w:type="dxa" w:w="90"/>
@@ -3210,12 +2702,12 @@
         </w:tc>
         <w:tc>
           <w:tcPr>
-            <w:tcW w:type="dxa" w:w="5070"/>
-            <w:tcBorders>
-              <w:top w:val="single" w:color="808080" w:sz="4"/>
-              <w:left w:val="single" w:color="808080" w:sz="4"/>
-              <w:bottom w:val="single" w:color="808080" w:sz="4"/>
-              <w:right w:val="single" w:color="808080" w:sz="4"/>
+            <w:tcW w:type="dxa" w:w="4170"/>
+            <w:tcBorders>
+              <w:top w:val="single" w:color="BFBFBF" w:sz="4"/>
+              <w:left w:val="single" w:color="BFBFBF" w:sz="4"/>
+              <w:bottom w:val="single" w:color="BFBFBF" w:sz="4"/>
+              <w:right w:val="single" w:color="BFBFBF" w:sz="4"/>
             </w:tcBorders>
             <w:tcMar>
               <w:top w:type="dxa" w:w="90"/>
@@ -3236,12 +2728,12 @@
       <w:tr>
         <w:tc>
           <w:tcPr>
-            <w:tcW w:type="dxa" w:w="2600"/>
-            <w:tcBorders>
-              <w:top w:val="single" w:color="808080" w:sz="4"/>
-              <w:left w:val="single" w:color="808080" w:sz="4"/>
-              <w:bottom w:val="single" w:color="808080" w:sz="4"/>
-              <w:right w:val="single" w:color="808080" w:sz="4"/>
+            <w:tcW w:type="dxa" w:w="3400"/>
+            <w:tcBorders>
+              <w:top w:val="single" w:color="BFBFBF" w:sz="4"/>
+              <w:left w:val="single" w:color="BFBFBF" w:sz="4"/>
+              <w:bottom w:val="single" w:color="BFBFBF" w:sz="4"/>
+              <w:right w:val="single" w:color="BFBFBF" w:sz="4"/>
             </w:tcBorders>
             <w:tcMar>
               <w:top w:type="dxa" w:w="90"/>
@@ -3268,12 +2760,12 @@
         </w:tc>
         <w:tc>
           <w:tcPr>
-            <w:tcW w:type="dxa" w:w="1400"/>
-            <w:tcBorders>
-              <w:top w:val="single" w:color="808080" w:sz="4"/>
-              <w:left w:val="single" w:color="808080" w:sz="4"/>
-              <w:bottom w:val="single" w:color="808080" w:sz="4"/>
-              <w:right w:val="single" w:color="808080" w:sz="4"/>
+            <w:tcW w:type="dxa" w:w="1500"/>
+            <w:tcBorders>
+              <w:top w:val="single" w:color="BFBFBF" w:sz="4"/>
+              <w:left w:val="single" w:color="BFBFBF" w:sz="4"/>
+              <w:bottom w:val="single" w:color="BFBFBF" w:sz="4"/>
+              <w:right w:val="single" w:color="BFBFBF" w:sz="4"/>
             </w:tcBorders>
             <w:tcMar>
               <w:top w:type="dxa" w:w="90"/>
@@ -3292,12 +2784,12 @@
         </w:tc>
         <w:tc>
           <w:tcPr>
-            <w:tcW w:type="dxa" w:w="5070"/>
-            <w:tcBorders>
-              <w:top w:val="single" w:color="808080" w:sz="4"/>
-              <w:left w:val="single" w:color="808080" w:sz="4"/>
-              <w:bottom w:val="single" w:color="808080" w:sz="4"/>
-              <w:right w:val="single" w:color="808080" w:sz="4"/>
+            <w:tcW w:type="dxa" w:w="4170"/>
+            <w:tcBorders>
+              <w:top w:val="single" w:color="BFBFBF" w:sz="4"/>
+              <w:left w:val="single" w:color="BFBFBF" w:sz="4"/>
+              <w:bottom w:val="single" w:color="BFBFBF" w:sz="4"/>
+              <w:right w:val="single" w:color="BFBFBF" w:sz="4"/>
             </w:tcBorders>
             <w:tcMar>
               <w:top w:type="dxa" w:w="90"/>
@@ -3318,12 +2810,12 @@
       <w:tr>
         <w:tc>
           <w:tcPr>
-            <w:tcW w:type="dxa" w:w="2600"/>
-            <w:tcBorders>
-              <w:top w:val="single" w:color="808080" w:sz="4"/>
-              <w:left w:val="single" w:color="808080" w:sz="4"/>
-              <w:bottom w:val="single" w:color="808080" w:sz="4"/>
-              <w:right w:val="single" w:color="808080" w:sz="4"/>
+            <w:tcW w:type="dxa" w:w="3400"/>
+            <w:tcBorders>
+              <w:top w:val="single" w:color="BFBFBF" w:sz="4"/>
+              <w:left w:val="single" w:color="BFBFBF" w:sz="4"/>
+              <w:bottom w:val="single" w:color="BFBFBF" w:sz="4"/>
+              <w:right w:val="single" w:color="BFBFBF" w:sz="4"/>
             </w:tcBorders>
             <w:tcMar>
               <w:top w:type="dxa" w:w="90"/>
@@ -3350,12 +2842,12 @@
         </w:tc>
         <w:tc>
           <w:tcPr>
-            <w:tcW w:type="dxa" w:w="1400"/>
-            <w:tcBorders>
-              <w:top w:val="single" w:color="808080" w:sz="4"/>
-              <w:left w:val="single" w:color="808080" w:sz="4"/>
-              <w:bottom w:val="single" w:color="808080" w:sz="4"/>
-              <w:right w:val="single" w:color="808080" w:sz="4"/>
+            <w:tcW w:type="dxa" w:w="1500"/>
+            <w:tcBorders>
+              <w:top w:val="single" w:color="BFBFBF" w:sz="4"/>
+              <w:left w:val="single" w:color="BFBFBF" w:sz="4"/>
+              <w:bottom w:val="single" w:color="BFBFBF" w:sz="4"/>
+              <w:right w:val="single" w:color="BFBFBF" w:sz="4"/>
             </w:tcBorders>
             <w:tcMar>
               <w:top w:type="dxa" w:w="90"/>
@@ -3374,12 +2866,12 @@
         </w:tc>
         <w:tc>
           <w:tcPr>
-            <w:tcW w:type="dxa" w:w="5070"/>
-            <w:tcBorders>
-              <w:top w:val="single" w:color="808080" w:sz="4"/>
-              <w:left w:val="single" w:color="808080" w:sz="4"/>
-              <w:bottom w:val="single" w:color="808080" w:sz="4"/>
-              <w:right w:val="single" w:color="808080" w:sz="4"/>
+            <w:tcW w:type="dxa" w:w="4170"/>
+            <w:tcBorders>
+              <w:top w:val="single" w:color="BFBFBF" w:sz="4"/>
+              <w:left w:val="single" w:color="BFBFBF" w:sz="4"/>
+              <w:bottom w:val="single" w:color="BFBFBF" w:sz="4"/>
+              <w:right w:val="single" w:color="BFBFBF" w:sz="4"/>
             </w:tcBorders>
             <w:tcMar>
               <w:top w:type="dxa" w:w="90"/>
@@ -3400,12 +2892,12 @@
       <w:tr>
         <w:tc>
           <w:tcPr>
-            <w:tcW w:type="dxa" w:w="2600"/>
-            <w:tcBorders>
-              <w:top w:val="single" w:color="808080" w:sz="4"/>
-              <w:left w:val="single" w:color="808080" w:sz="4"/>
-              <w:bottom w:val="single" w:color="808080" w:sz="4"/>
-              <w:right w:val="single" w:color="808080" w:sz="4"/>
+            <w:tcW w:type="dxa" w:w="3400"/>
+            <w:tcBorders>
+              <w:top w:val="single" w:color="BFBFBF" w:sz="4"/>
+              <w:left w:val="single" w:color="BFBFBF" w:sz="4"/>
+              <w:bottom w:val="single" w:color="BFBFBF" w:sz="4"/>
+              <w:right w:val="single" w:color="BFBFBF" w:sz="4"/>
             </w:tcBorders>
             <w:tcMar>
               <w:top w:type="dxa" w:w="90"/>
@@ -3432,12 +2924,12 @@
         </w:tc>
         <w:tc>
           <w:tcPr>
-            <w:tcW w:type="dxa" w:w="1400"/>
-            <w:tcBorders>
-              <w:top w:val="single" w:color="808080" w:sz="4"/>
-              <w:left w:val="single" w:color="808080" w:sz="4"/>
-              <w:bottom w:val="single" w:color="808080" w:sz="4"/>
-              <w:right w:val="single" w:color="808080" w:sz="4"/>
+            <w:tcW w:type="dxa" w:w="1500"/>
+            <w:tcBorders>
+              <w:top w:val="single" w:color="BFBFBF" w:sz="4"/>
+              <w:left w:val="single" w:color="BFBFBF" w:sz="4"/>
+              <w:bottom w:val="single" w:color="BFBFBF" w:sz="4"/>
+              <w:right w:val="single" w:color="BFBFBF" w:sz="4"/>
             </w:tcBorders>
             <w:tcMar>
               <w:top w:type="dxa" w:w="90"/>
@@ -3456,12 +2948,12 @@
         </w:tc>
         <w:tc>
           <w:tcPr>
-            <w:tcW w:type="dxa" w:w="5070"/>
-            <w:tcBorders>
-              <w:top w:val="single" w:color="808080" w:sz="4"/>
-              <w:left w:val="single" w:color="808080" w:sz="4"/>
-              <w:bottom w:val="single" w:color="808080" w:sz="4"/>
-              <w:right w:val="single" w:color="808080" w:sz="4"/>
+            <w:tcW w:type="dxa" w:w="4170"/>
+            <w:tcBorders>
+              <w:top w:val="single" w:color="BFBFBF" w:sz="4"/>
+              <w:left w:val="single" w:color="BFBFBF" w:sz="4"/>
+              <w:bottom w:val="single" w:color="BFBFBF" w:sz="4"/>
+              <w:right w:val="single" w:color="BFBFBF" w:sz="4"/>
             </w:tcBorders>
             <w:tcMar>
               <w:top w:type="dxa" w:w="90"/>
@@ -3482,12 +2974,12 @@
       <w:tr>
         <w:tc>
           <w:tcPr>
-            <w:tcW w:type="dxa" w:w="2600"/>
-            <w:tcBorders>
-              <w:top w:val="single" w:color="808080" w:sz="4"/>
-              <w:left w:val="single" w:color="808080" w:sz="4"/>
-              <w:bottom w:val="single" w:color="808080" w:sz="4"/>
-              <w:right w:val="single" w:color="808080" w:sz="4"/>
+            <w:tcW w:type="dxa" w:w="3400"/>
+            <w:tcBorders>
+              <w:top w:val="single" w:color="BFBFBF" w:sz="4"/>
+              <w:left w:val="single" w:color="BFBFBF" w:sz="4"/>
+              <w:bottom w:val="single" w:color="BFBFBF" w:sz="4"/>
+              <w:right w:val="single" w:color="BFBFBF" w:sz="4"/>
             </w:tcBorders>
             <w:tcMar>
               <w:top w:type="dxa" w:w="90"/>
@@ -3514,12 +3006,12 @@
         </w:tc>
         <w:tc>
           <w:tcPr>
-            <w:tcW w:type="dxa" w:w="1400"/>
-            <w:tcBorders>
-              <w:top w:val="single" w:color="808080" w:sz="4"/>
-              <w:left w:val="single" w:color="808080" w:sz="4"/>
-              <w:bottom w:val="single" w:color="808080" w:sz="4"/>
-              <w:right w:val="single" w:color="808080" w:sz="4"/>
+            <w:tcW w:type="dxa" w:w="1500"/>
+            <w:tcBorders>
+              <w:top w:val="single" w:color="BFBFBF" w:sz="4"/>
+              <w:left w:val="single" w:color="BFBFBF" w:sz="4"/>
+              <w:bottom w:val="single" w:color="BFBFBF" w:sz="4"/>
+              <w:right w:val="single" w:color="BFBFBF" w:sz="4"/>
             </w:tcBorders>
             <w:tcMar>
               <w:top w:type="dxa" w:w="90"/>
@@ -3538,12 +3030,12 @@
         </w:tc>
         <w:tc>
           <w:tcPr>
-            <w:tcW w:type="dxa" w:w="5070"/>
-            <w:tcBorders>
-              <w:top w:val="single" w:color="808080" w:sz="4"/>
-              <w:left w:val="single" w:color="808080" w:sz="4"/>
-              <w:bottom w:val="single" w:color="808080" w:sz="4"/>
-              <w:right w:val="single" w:color="808080" w:sz="4"/>
+            <w:tcW w:type="dxa" w:w="4170"/>
+            <w:tcBorders>
+              <w:top w:val="single" w:color="BFBFBF" w:sz="4"/>
+              <w:left w:val="single" w:color="BFBFBF" w:sz="4"/>
+              <w:bottom w:val="single" w:color="BFBFBF" w:sz="4"/>
+              <w:right w:val="single" w:color="BFBFBF" w:sz="4"/>
             </w:tcBorders>
             <w:tcMar>
               <w:top w:type="dxa" w:w="90"/>
@@ -3564,12 +3056,12 @@
       <w:tr>
         <w:tc>
           <w:tcPr>
-            <w:tcW w:type="dxa" w:w="2600"/>
-            <w:tcBorders>
-              <w:top w:val="single" w:color="808080" w:sz="4"/>
-              <w:left w:val="single" w:color="808080" w:sz="4"/>
-              <w:bottom w:val="single" w:color="808080" w:sz="4"/>
-              <w:right w:val="single" w:color="808080" w:sz="4"/>
+            <w:tcW w:type="dxa" w:w="3400"/>
+            <w:tcBorders>
+              <w:top w:val="single" w:color="BFBFBF" w:sz="4"/>
+              <w:left w:val="single" w:color="BFBFBF" w:sz="4"/>
+              <w:bottom w:val="single" w:color="BFBFBF" w:sz="4"/>
+              <w:right w:val="single" w:color="BFBFBF" w:sz="4"/>
             </w:tcBorders>
             <w:tcMar>
               <w:top w:type="dxa" w:w="90"/>
@@ -3596,12 +3088,12 @@
         </w:tc>
         <w:tc>
           <w:tcPr>
-            <w:tcW w:type="dxa" w:w="1400"/>
-            <w:tcBorders>
-              <w:top w:val="single" w:color="808080" w:sz="4"/>
-              <w:left w:val="single" w:color="808080" w:sz="4"/>
-              <w:bottom w:val="single" w:color="808080" w:sz="4"/>
-              <w:right w:val="single" w:color="808080" w:sz="4"/>
+            <w:tcW w:type="dxa" w:w="1500"/>
+            <w:tcBorders>
+              <w:top w:val="single" w:color="BFBFBF" w:sz="4"/>
+              <w:left w:val="single" w:color="BFBFBF" w:sz="4"/>
+              <w:bottom w:val="single" w:color="BFBFBF" w:sz="4"/>
+              <w:right w:val="single" w:color="BFBFBF" w:sz="4"/>
             </w:tcBorders>
             <w:tcMar>
               <w:top w:type="dxa" w:w="90"/>
@@ -3620,12 +3112,12 @@
         </w:tc>
         <w:tc>
           <w:tcPr>
-            <w:tcW w:type="dxa" w:w="5070"/>
-            <w:tcBorders>
-              <w:top w:val="single" w:color="808080" w:sz="4"/>
-              <w:left w:val="single" w:color="808080" w:sz="4"/>
-              <w:bottom w:val="single" w:color="808080" w:sz="4"/>
-              <w:right w:val="single" w:color="808080" w:sz="4"/>
+            <w:tcW w:type="dxa" w:w="4170"/>
+            <w:tcBorders>
+              <w:top w:val="single" w:color="BFBFBF" w:sz="4"/>
+              <w:left w:val="single" w:color="BFBFBF" w:sz="4"/>
+              <w:bottom w:val="single" w:color="BFBFBF" w:sz="4"/>
+              <w:right w:val="single" w:color="BFBFBF" w:sz="4"/>
             </w:tcBorders>
             <w:tcMar>
               <w:top w:type="dxa" w:w="90"/>
@@ -3646,12 +3138,12 @@
       <w:tr>
         <w:tc>
           <w:tcPr>
-            <w:tcW w:type="dxa" w:w="2600"/>
-            <w:tcBorders>
-              <w:top w:val="single" w:color="808080" w:sz="4"/>
-              <w:left w:val="single" w:color="808080" w:sz="4"/>
-              <w:bottom w:val="single" w:color="808080" w:sz="4"/>
-              <w:right w:val="single" w:color="808080" w:sz="4"/>
+            <w:tcW w:type="dxa" w:w="3400"/>
+            <w:tcBorders>
+              <w:top w:val="single" w:color="BFBFBF" w:sz="4"/>
+              <w:left w:val="single" w:color="BFBFBF" w:sz="4"/>
+              <w:bottom w:val="single" w:color="BFBFBF" w:sz="4"/>
+              <w:right w:val="single" w:color="BFBFBF" w:sz="4"/>
             </w:tcBorders>
             <w:tcMar>
               <w:top w:type="dxa" w:w="90"/>
@@ -3678,12 +3170,12 @@
         </w:tc>
         <w:tc>
           <w:tcPr>
-            <w:tcW w:type="dxa" w:w="1400"/>
-            <w:tcBorders>
-              <w:top w:val="single" w:color="808080" w:sz="4"/>
-              <w:left w:val="single" w:color="808080" w:sz="4"/>
-              <w:bottom w:val="single" w:color="808080" w:sz="4"/>
-              <w:right w:val="single" w:color="808080" w:sz="4"/>
+            <w:tcW w:type="dxa" w:w="1500"/>
+            <w:tcBorders>
+              <w:top w:val="single" w:color="BFBFBF" w:sz="4"/>
+              <w:left w:val="single" w:color="BFBFBF" w:sz="4"/>
+              <w:bottom w:val="single" w:color="BFBFBF" w:sz="4"/>
+              <w:right w:val="single" w:color="BFBFBF" w:sz="4"/>
             </w:tcBorders>
             <w:tcMar>
               <w:top w:type="dxa" w:w="90"/>
@@ -3702,12 +3194,12 @@
         </w:tc>
         <w:tc>
           <w:tcPr>
-            <w:tcW w:type="dxa" w:w="5070"/>
-            <w:tcBorders>
-              <w:top w:val="single" w:color="808080" w:sz="4"/>
-              <w:left w:val="single" w:color="808080" w:sz="4"/>
-              <w:bottom w:val="single" w:color="808080" w:sz="4"/>
-              <w:right w:val="single" w:color="808080" w:sz="4"/>
+            <w:tcW w:type="dxa" w:w="4170"/>
+            <w:tcBorders>
+              <w:top w:val="single" w:color="BFBFBF" w:sz="4"/>
+              <w:left w:val="single" w:color="BFBFBF" w:sz="4"/>
+              <w:bottom w:val="single" w:color="BFBFBF" w:sz="4"/>
+              <w:right w:val="single" w:color="BFBFBF" w:sz="4"/>
             </w:tcBorders>
             <w:tcMar>
               <w:top w:type="dxa" w:w="90"/>
@@ -3728,12 +3220,12 @@
       <w:tr>
         <w:tc>
           <w:tcPr>
-            <w:tcW w:type="dxa" w:w="2600"/>
-            <w:tcBorders>
-              <w:top w:val="single" w:color="808080" w:sz="4"/>
-              <w:left w:val="single" w:color="808080" w:sz="4"/>
-              <w:bottom w:val="single" w:color="808080" w:sz="4"/>
-              <w:right w:val="single" w:color="808080" w:sz="4"/>
+            <w:tcW w:type="dxa" w:w="3400"/>
+            <w:tcBorders>
+              <w:top w:val="single" w:color="BFBFBF" w:sz="4"/>
+              <w:left w:val="single" w:color="BFBFBF" w:sz="4"/>
+              <w:bottom w:val="single" w:color="BFBFBF" w:sz="4"/>
+              <w:right w:val="single" w:color="BFBFBF" w:sz="4"/>
             </w:tcBorders>
             <w:tcMar>
               <w:top w:type="dxa" w:w="90"/>
@@ -3760,12 +3252,12 @@
         </w:tc>
         <w:tc>
           <w:tcPr>
-            <w:tcW w:type="dxa" w:w="1400"/>
-            <w:tcBorders>
-              <w:top w:val="single" w:color="808080" w:sz="4"/>
-              <w:left w:val="single" w:color="808080" w:sz="4"/>
-              <w:bottom w:val="single" w:color="808080" w:sz="4"/>
-              <w:right w:val="single" w:color="808080" w:sz="4"/>
+            <w:tcW w:type="dxa" w:w="1500"/>
+            <w:tcBorders>
+              <w:top w:val="single" w:color="BFBFBF" w:sz="4"/>
+              <w:left w:val="single" w:color="BFBFBF" w:sz="4"/>
+              <w:bottom w:val="single" w:color="BFBFBF" w:sz="4"/>
+              <w:right w:val="single" w:color="BFBFBF" w:sz="4"/>
             </w:tcBorders>
             <w:tcMar>
               <w:top w:type="dxa" w:w="90"/>
@@ -3784,12 +3276,12 @@
         </w:tc>
         <w:tc>
           <w:tcPr>
-            <w:tcW w:type="dxa" w:w="5070"/>
-            <w:tcBorders>
-              <w:top w:val="single" w:color="808080" w:sz="4"/>
-              <w:left w:val="single" w:color="808080" w:sz="4"/>
-              <w:bottom w:val="single" w:color="808080" w:sz="4"/>
-              <w:right w:val="single" w:color="808080" w:sz="4"/>
+            <w:tcW w:type="dxa" w:w="4170"/>
+            <w:tcBorders>
+              <w:top w:val="single" w:color="BFBFBF" w:sz="4"/>
+              <w:left w:val="single" w:color="BFBFBF" w:sz="4"/>
+              <w:bottom w:val="single" w:color="BFBFBF" w:sz="4"/>
+              <w:right w:val="single" w:color="BFBFBF" w:sz="4"/>
             </w:tcBorders>
             <w:tcMar>
               <w:top w:type="dxa" w:w="90"/>
@@ -3810,12 +3302,12 @@
       <w:tr>
         <w:tc>
           <w:tcPr>
-            <w:tcW w:type="dxa" w:w="2600"/>
-            <w:tcBorders>
-              <w:top w:val="single" w:color="808080" w:sz="4"/>
-              <w:left w:val="single" w:color="808080" w:sz="4"/>
-              <w:bottom w:val="single" w:color="808080" w:sz="4"/>
-              <w:right w:val="single" w:color="808080" w:sz="4"/>
+            <w:tcW w:type="dxa" w:w="3400"/>
+            <w:tcBorders>
+              <w:top w:val="single" w:color="BFBFBF" w:sz="4"/>
+              <w:left w:val="single" w:color="BFBFBF" w:sz="4"/>
+              <w:bottom w:val="single" w:color="BFBFBF" w:sz="4"/>
+              <w:right w:val="single" w:color="BFBFBF" w:sz="4"/>
             </w:tcBorders>
             <w:tcMar>
               <w:top w:type="dxa" w:w="90"/>
@@ -3842,12 +3334,12 @@
         </w:tc>
         <w:tc>
           <w:tcPr>
-            <w:tcW w:type="dxa" w:w="1400"/>
-            <w:tcBorders>
-              <w:top w:val="single" w:color="808080" w:sz="4"/>
-              <w:left w:val="single" w:color="808080" w:sz="4"/>
-              <w:bottom w:val="single" w:color="808080" w:sz="4"/>
-              <w:right w:val="single" w:color="808080" w:sz="4"/>
+            <w:tcW w:type="dxa" w:w="1500"/>
+            <w:tcBorders>
+              <w:top w:val="single" w:color="BFBFBF" w:sz="4"/>
+              <w:left w:val="single" w:color="BFBFBF" w:sz="4"/>
+              <w:bottom w:val="single" w:color="BFBFBF" w:sz="4"/>
+              <w:right w:val="single" w:color="BFBFBF" w:sz="4"/>
             </w:tcBorders>
             <w:tcMar>
               <w:top w:type="dxa" w:w="90"/>
@@ -3866,12 +3358,12 @@
         </w:tc>
         <w:tc>
           <w:tcPr>
-            <w:tcW w:type="dxa" w:w="5070"/>
-            <w:tcBorders>
-              <w:top w:val="single" w:color="808080" w:sz="4"/>
-              <w:left w:val="single" w:color="808080" w:sz="4"/>
-              <w:bottom w:val="single" w:color="808080" w:sz="4"/>
-              <w:right w:val="single" w:color="808080" w:sz="4"/>
+            <w:tcW w:type="dxa" w:w="4170"/>
+            <w:tcBorders>
+              <w:top w:val="single" w:color="BFBFBF" w:sz="4"/>
+              <w:left w:val="single" w:color="BFBFBF" w:sz="4"/>
+              <w:bottom w:val="single" w:color="BFBFBF" w:sz="4"/>
+              <w:right w:val="single" w:color="BFBFBF" w:sz="4"/>
             </w:tcBorders>
             <w:tcMar>
               <w:top w:type="dxa" w:w="90"/>
@@ -3892,12 +3384,12 @@
       <w:tr>
         <w:tc>
           <w:tcPr>
-            <w:tcW w:type="dxa" w:w="2600"/>
-            <w:tcBorders>
-              <w:top w:val="single" w:color="808080" w:sz="4"/>
-              <w:left w:val="single" w:color="808080" w:sz="4"/>
-              <w:bottom w:val="single" w:color="808080" w:sz="4"/>
-              <w:right w:val="single" w:color="808080" w:sz="4"/>
+            <w:tcW w:type="dxa" w:w="3400"/>
+            <w:tcBorders>
+              <w:top w:val="single" w:color="BFBFBF" w:sz="4"/>
+              <w:left w:val="single" w:color="BFBFBF" w:sz="4"/>
+              <w:bottom w:val="single" w:color="BFBFBF" w:sz="4"/>
+              <w:right w:val="single" w:color="BFBFBF" w:sz="4"/>
             </w:tcBorders>
             <w:tcMar>
               <w:top w:type="dxa" w:w="90"/>
@@ -3924,12 +3416,12 @@
         </w:tc>
         <w:tc>
           <w:tcPr>
-            <w:tcW w:type="dxa" w:w="1400"/>
-            <w:tcBorders>
-              <w:top w:val="single" w:color="808080" w:sz="4"/>
-              <w:left w:val="single" w:color="808080" w:sz="4"/>
-              <w:bottom w:val="single" w:color="808080" w:sz="4"/>
-              <w:right w:val="single" w:color="808080" w:sz="4"/>
+            <w:tcW w:type="dxa" w:w="1500"/>
+            <w:tcBorders>
+              <w:top w:val="single" w:color="BFBFBF" w:sz="4"/>
+              <w:left w:val="single" w:color="BFBFBF" w:sz="4"/>
+              <w:bottom w:val="single" w:color="BFBFBF" w:sz="4"/>
+              <w:right w:val="single" w:color="BFBFBF" w:sz="4"/>
             </w:tcBorders>
             <w:tcMar>
               <w:top w:type="dxa" w:w="90"/>
@@ -3948,12 +3440,12 @@
         </w:tc>
         <w:tc>
           <w:tcPr>
-            <w:tcW w:type="dxa" w:w="5070"/>
-            <w:tcBorders>
-              <w:top w:val="single" w:color="808080" w:sz="4"/>
-              <w:left w:val="single" w:color="808080" w:sz="4"/>
-              <w:bottom w:val="single" w:color="808080" w:sz="4"/>
-              <w:right w:val="single" w:color="808080" w:sz="4"/>
+            <w:tcW w:type="dxa" w:w="4170"/>
+            <w:tcBorders>
+              <w:top w:val="single" w:color="BFBFBF" w:sz="4"/>
+              <w:left w:val="single" w:color="BFBFBF" w:sz="4"/>
+              <w:bottom w:val="single" w:color="BFBFBF" w:sz="4"/>
+              <w:right w:val="single" w:color="BFBFBF" w:sz="4"/>
             </w:tcBorders>
             <w:tcMar>
               <w:top w:type="dxa" w:w="90"/>
@@ -3974,12 +3466,12 @@
       <w:tr>
         <w:tc>
           <w:tcPr>
-            <w:tcW w:type="dxa" w:w="2600"/>
-            <w:tcBorders>
-              <w:top w:val="single" w:color="808080" w:sz="4"/>
-              <w:left w:val="single" w:color="808080" w:sz="4"/>
-              <w:bottom w:val="single" w:color="808080" w:sz="4"/>
-              <w:right w:val="single" w:color="808080" w:sz="4"/>
+            <w:tcW w:type="dxa" w:w="3400"/>
+            <w:tcBorders>
+              <w:top w:val="single" w:color="BFBFBF" w:sz="4"/>
+              <w:left w:val="single" w:color="BFBFBF" w:sz="4"/>
+              <w:bottom w:val="single" w:color="BFBFBF" w:sz="4"/>
+              <w:right w:val="single" w:color="BFBFBF" w:sz="4"/>
             </w:tcBorders>
             <w:tcMar>
               <w:top w:type="dxa" w:w="90"/>
@@ -4006,12 +3498,12 @@
         </w:tc>
         <w:tc>
           <w:tcPr>
-            <w:tcW w:type="dxa" w:w="1400"/>
-            <w:tcBorders>
-              <w:top w:val="single" w:color="808080" w:sz="4"/>
-              <w:left w:val="single" w:color="808080" w:sz="4"/>
-              <w:bottom w:val="single" w:color="808080" w:sz="4"/>
-              <w:right w:val="single" w:color="808080" w:sz="4"/>
+            <w:tcW w:type="dxa" w:w="1500"/>
+            <w:tcBorders>
+              <w:top w:val="single" w:color="BFBFBF" w:sz="4"/>
+              <w:left w:val="single" w:color="BFBFBF" w:sz="4"/>
+              <w:bottom w:val="single" w:color="BFBFBF" w:sz="4"/>
+              <w:right w:val="single" w:color="BFBFBF" w:sz="4"/>
             </w:tcBorders>
             <w:tcMar>
               <w:top w:type="dxa" w:w="90"/>
@@ -4030,12 +3522,12 @@
         </w:tc>
         <w:tc>
           <w:tcPr>
-            <w:tcW w:type="dxa" w:w="5070"/>
-            <w:tcBorders>
-              <w:top w:val="single" w:color="808080" w:sz="4"/>
-              <w:left w:val="single" w:color="808080" w:sz="4"/>
-              <w:bottom w:val="single" w:color="808080" w:sz="4"/>
-              <w:right w:val="single" w:color="808080" w:sz="4"/>
+            <w:tcW w:type="dxa" w:w="4170"/>
+            <w:tcBorders>
+              <w:top w:val="single" w:color="BFBFBF" w:sz="4"/>
+              <w:left w:val="single" w:color="BFBFBF" w:sz="4"/>
+              <w:bottom w:val="single" w:color="BFBFBF" w:sz="4"/>
+              <w:right w:val="single" w:color="BFBFBF" w:sz="4"/>
             </w:tcBorders>
             <w:tcMar>
               <w:top w:type="dxa" w:w="90"/>
@@ -4056,12 +3548,12 @@
       <w:tr>
         <w:tc>
           <w:tcPr>
-            <w:tcW w:type="dxa" w:w="2600"/>
-            <w:tcBorders>
-              <w:top w:val="single" w:color="808080" w:sz="4"/>
-              <w:left w:val="single" w:color="808080" w:sz="4"/>
-              <w:bottom w:val="single" w:color="808080" w:sz="4"/>
-              <w:right w:val="single" w:color="808080" w:sz="4"/>
+            <w:tcW w:type="dxa" w:w="3400"/>
+            <w:tcBorders>
+              <w:top w:val="single" w:color="BFBFBF" w:sz="4"/>
+              <w:left w:val="single" w:color="BFBFBF" w:sz="4"/>
+              <w:bottom w:val="single" w:color="BFBFBF" w:sz="4"/>
+              <w:right w:val="single" w:color="BFBFBF" w:sz="4"/>
             </w:tcBorders>
             <w:tcMar>
               <w:top w:type="dxa" w:w="90"/>
@@ -4088,12 +3580,12 @@
         </w:tc>
         <w:tc>
           <w:tcPr>
-            <w:tcW w:type="dxa" w:w="1400"/>
-            <w:tcBorders>
-              <w:top w:val="single" w:color="808080" w:sz="4"/>
-              <w:left w:val="single" w:color="808080" w:sz="4"/>
-              <w:bottom w:val="single" w:color="808080" w:sz="4"/>
-              <w:right w:val="single" w:color="808080" w:sz="4"/>
+            <w:tcW w:type="dxa" w:w="1500"/>
+            <w:tcBorders>
+              <w:top w:val="single" w:color="BFBFBF" w:sz="4"/>
+              <w:left w:val="single" w:color="BFBFBF" w:sz="4"/>
+              <w:bottom w:val="single" w:color="BFBFBF" w:sz="4"/>
+              <w:right w:val="single" w:color="BFBFBF" w:sz="4"/>
             </w:tcBorders>
             <w:tcMar>
               <w:top w:type="dxa" w:w="90"/>
@@ -4112,12 +3604,12 @@
         </w:tc>
         <w:tc>
           <w:tcPr>
-            <w:tcW w:type="dxa" w:w="5070"/>
-            <w:tcBorders>
-              <w:top w:val="single" w:color="808080" w:sz="4"/>
-              <w:left w:val="single" w:color="808080" w:sz="4"/>
-              <w:bottom w:val="single" w:color="808080" w:sz="4"/>
-              <w:right w:val="single" w:color="808080" w:sz="4"/>
+            <w:tcW w:type="dxa" w:w="4170"/>
+            <w:tcBorders>
+              <w:top w:val="single" w:color="BFBFBF" w:sz="4"/>
+              <w:left w:val="single" w:color="BFBFBF" w:sz="4"/>
+              <w:bottom w:val="single" w:color="BFBFBF" w:sz="4"/>
+              <w:right w:val="single" w:color="BFBFBF" w:sz="4"/>
             </w:tcBorders>
             <w:tcMar>
               <w:top w:type="dxa" w:w="90"/>
@@ -4229,7 +3721,7 @@
         <w:sz w:val="16"/>
         <w:szCs w:val="16"/>
       </w:rPr>
-      <w:t xml:space="preserve">住房租赁合同（模板V4·2026年9月）　　第 </w:t>
+      <w:t xml:space="preserve">住房租赁合同（模板V4）　</w:t>
     </w:r>
     <w:r>
       <w:rPr>
@@ -4243,36 +3735,6 @@
       <w:fldChar w:fldCharType="separate"/>
       <w:fldChar w:fldCharType="end"/>
     </w:r>
-    <w:r>
-      <w:rPr>
-        <w:rFonts w:ascii="SimSun" w:eastAsia="SimSun" w:hAnsi="SimSun"/>
-        <w:color w:val="808080"/>
-        <w:sz w:val="16"/>
-        <w:szCs w:val="16"/>
-      </w:rPr>
-      <w:t xml:space="preserve"> 页／共 </w:t>
-    </w:r>
-    <w:r>
-      <w:rPr>
-        <w:rFonts w:ascii="SimSun" w:eastAsia="SimSun" w:hAnsi="SimSun"/>
-        <w:color w:val="808080"/>
-        <w:sz w:val="16"/>
-        <w:szCs w:val="16"/>
-      </w:rPr>
-      <w:fldChar w:fldCharType="begin"/>
-      <w:instrText xml:space="preserve">NUMPAGES</w:instrText>
-      <w:fldChar w:fldCharType="separate"/>
-      <w:fldChar w:fldCharType="end"/>
-    </w:r>
-    <w:r>
-      <w:rPr>
-        <w:rFonts w:ascii="SimSun" w:eastAsia="SimSun" w:hAnsi="SimSun"/>
-        <w:color w:val="808080"/>
-        <w:sz w:val="16"/>
-        <w:szCs w:val="16"/>
-      </w:rPr>
-      <w:t xml:space="preserve"> 页</w:t>
-    </w:r>
   </w:p>
 </w:ftr>
 </file>
@@ -4400,8 +3862,108 @@
       </w:pPr>
     </w:lvl>
   </w:abstractNum>
+  <w:abstractNum w:abstractNumId="2" w15:restartNumberingAfterBreak="0">
+    <w:multiLevelType w:val="hybridMultilevel"/>
+    <w:lvl w:ilvl="0" w15:tentative="1">
+      <w:start w:val="1"/>
+      <w:numFmt w:val="decimal"/>
+      <w:lvlText w:val="%1."/>
+      <w:lvlJc w:val="left"/>
+      <w:pPr>
+        <w:ind w:left="420" w:hanging="420"/>
+      </w:pPr>
+      <w:rPr>
+        <w:rFonts w:ascii="SimSun" w:eastAsia="SimSun" w:hAnsi="SimSun"/>
+        <w:sz w:val="22"/>
+        <w:szCs w:val="22"/>
+      </w:rPr>
+    </w:lvl>
+  </w:abstractNum>
+  <w:abstractNum w:abstractNumId="3" w15:restartNumberingAfterBreak="0">
+    <w:multiLevelType w:val="hybridMultilevel"/>
+    <w:lvl w:ilvl="0" w15:tentative="1">
+      <w:start w:val="1"/>
+      <w:numFmt w:val="decimal"/>
+      <w:lvlText w:val="（%1）"/>
+      <w:lvlJc w:val="left"/>
+      <w:pPr>
+        <w:ind w:left="1080" w:hanging="660"/>
+      </w:pPr>
+      <w:rPr>
+        <w:rFonts w:ascii="SimSun" w:eastAsia="SimSun" w:hAnsi="SimSun"/>
+        <w:sz w:val="22"/>
+        <w:szCs w:val="22"/>
+      </w:rPr>
+    </w:lvl>
+  </w:abstractNum>
   <w:num w:numId="1">
     <w:abstractNumId w:val="1"/>
+    <w:lvlOverride w:ilvl="0">
+      <w:startOverride w:val="1"/>
+    </w:lvlOverride>
+  </w:num>
+  <w:num w:numId="2">
+    <w:abstractNumId w:val="2"/>
+    <w:lvlOverride w:ilvl="0">
+      <w:startOverride w:val="1"/>
+    </w:lvlOverride>
+  </w:num>
+  <w:num w:numId="3">
+    <w:abstractNumId w:val="2"/>
+    <w:lvlOverride w:ilvl="0">
+      <w:startOverride w:val="1"/>
+    </w:lvlOverride>
+  </w:num>
+  <w:num w:numId="4">
+    <w:abstractNumId w:val="2"/>
+    <w:lvlOverride w:ilvl="0">
+      <w:startOverride w:val="1"/>
+    </w:lvlOverride>
+  </w:num>
+  <w:num w:numId="5">
+    <w:abstractNumId w:val="2"/>
+    <w:lvlOverride w:ilvl="0">
+      <w:startOverride w:val="1"/>
+    </w:lvlOverride>
+  </w:num>
+  <w:num w:numId="6">
+    <w:abstractNumId w:val="2"/>
+    <w:lvlOverride w:ilvl="0">
+      <w:startOverride w:val="1"/>
+    </w:lvlOverride>
+  </w:num>
+  <w:num w:numId="7">
+    <w:abstractNumId w:val="2"/>
+    <w:lvlOverride w:ilvl="0">
+      <w:startOverride w:val="1"/>
+    </w:lvlOverride>
+  </w:num>
+  <w:num w:numId="8">
+    <w:abstractNumId w:val="2"/>
+    <w:lvlOverride w:ilvl="0">
+      <w:startOverride w:val="1"/>
+    </w:lvlOverride>
+  </w:num>
+  <w:num w:numId="9">
+    <w:abstractNumId w:val="3"/>
+    <w:lvlOverride w:ilvl="0">
+      <w:startOverride w:val="1"/>
+    </w:lvlOverride>
+  </w:num>
+  <w:num w:numId="10">
+    <w:abstractNumId w:val="2"/>
+    <w:lvlOverride w:ilvl="0">
+      <w:startOverride w:val="1"/>
+    </w:lvlOverride>
+  </w:num>
+  <w:num w:numId="11">
+    <w:abstractNumId w:val="2"/>
+    <w:lvlOverride w:ilvl="0">
+      <w:startOverride w:val="1"/>
+    </w:lvlOverride>
+  </w:num>
+  <w:num w:numId="12">
+    <w:abstractNumId w:val="2"/>
     <w:lvlOverride w:ilvl="0">
       <w:startOverride w:val="1"/>
     </w:lvlOverride>

--- a/specs/contract-template/v4-template.docx
+++ b/specs/contract-template/v4-template.docx
@@ -2191,8 +2191,8 @@
       <w:pPr>
         <w:pBdr>
           <w:top w:val="single" w:color="BFBFBF" w:sz="6" w:space="6"/>
+          <w:left w:val="single" w:color="BFBFBF" w:sz="6" w:space="6"/>
           <w:bottom w:val="single" w:color="BFBFBF" w:sz="6" w:space="6"/>
-          <w:left w:val="single" w:color="BFBFBF" w:sz="6" w:space="6"/>
           <w:right w:val="single" w:color="BFBFBF" w:sz="6" w:space="6"/>
         </w:pBdr>
         <w:shd w:fill="F2F2F2" w:color="auto" w:val="clear"/>

--- a/specs/contract-template/v4-template.docx
+++ b/specs/contract-template/v4-template.docx
@@ -612,7 +612,7 @@
                 <w:sz w:val="22"/>
                 <w:szCs w:val="22"/>
               </w:rPr>
-              <w:t xml:space="preserve">【房屋坐落】（整间出租，仅用于居住）</w:t>
+              <w:t xml:space="preserve">【房屋坐落】（整间出租）</w:t>
             </w:r>
           </w:p>
         </w:tc>
@@ -1224,7 +1224,7 @@
           <w:sz w:val="22"/>
           <w:szCs w:val="22"/>
         </w:rPr>
-        <w:t xml:space="preserve">水、电采用预付充值方式：水费【水费计费规则】，电费【电费计费规则】；网络及其他费用【其他费用规则】。政府调整水、电价格的，按调整后的价格执行。</w:t>
+        <w:t xml:space="preserve">水、电采用预付充值方式：水费【水费计费规则】，电费【电费计费规则】；网络及其他费用【其他费用规则】。政府调整水、电价格的，甲方可以按调整幅度相应调整，并提前通知乙方。</w:t>
       </w:r>
     </w:p>
     <w:p>
@@ -1522,7 +1522,7 @@
           <w:sz w:val="22"/>
           <w:szCs w:val="22"/>
         </w:rPr>
-        <w:t xml:space="preserve">维修费用由乙方承担，并在维修完成时当场支付</w:t>
+        <w:t xml:space="preserve">维修费用由乙方承担，凭维修单据或双方确认的金额，在维修完成时当场支付</w:t>
       </w:r>
       <w:r>
         <w:rPr>
@@ -1883,7 +1883,7 @@
           <w:sz w:val="22"/>
           <w:szCs w:val="22"/>
         </w:rPr>
-        <w:t xml:space="preserve">合同提前终止的，租金按实际居住天数结算，乙方已付但未居住期间的租金，扣除乙方应付款项后退还。</w:t>
+        <w:t xml:space="preserve">合同提前终止的，租金按实际居住天数结算，乙方已付但未居住期间的租金，扣除乙方应付款项后，与押金一并退还。</w:t>
       </w:r>
     </w:p>
     <w:p>
@@ -2295,231 +2295,6 @@
         </w:rPr>
         <w:t xml:space="preserve">附件　房屋交接清单</w:t>
       </w:r>
-    </w:p>
-    <w:tbl>
-      <w:tblPr>
-        <w:tblW w:type="dxa" w:w="9070"/>
-        <w:tblBorders>
-          <w:top w:val="single" w:color="auto" w:sz="4"/>
-          <w:left w:val="single" w:color="auto" w:sz="4"/>
-          <w:bottom w:val="single" w:color="auto" w:sz="4"/>
-          <w:right w:val="single" w:color="auto" w:sz="4"/>
-          <w:insideH w:val="single" w:color="auto" w:sz="4"/>
-          <w:insideV w:val="single" w:color="auto" w:sz="4"/>
-        </w:tblBorders>
-        <w:tblLayout w:type="fixed"/>
-      </w:tblPr>
-      <w:tblGrid>
-        <w:gridCol w:w="1950"/>
-        <w:gridCol w:w="7120"/>
-      </w:tblGrid>
-      <w:tr>
-        <w:tc>
-          <w:tcPr>
-            <w:tcW w:type="dxa" w:w="1950"/>
-            <w:tcBorders>
-              <w:top w:val="single" w:color="BFBFBF" w:sz="4"/>
-              <w:left w:val="single" w:color="BFBFBF" w:sz="4"/>
-              <w:bottom w:val="single" w:color="BFBFBF" w:sz="4"/>
-              <w:right w:val="single" w:color="BFBFBF" w:sz="4"/>
-            </w:tcBorders>
-            <w:shd w:fill="F2F2F2" w:color="auto" w:val="clear"/>
-            <w:tcMar>
-              <w:top w:type="dxa" w:w="90"/>
-              <w:left w:type="dxa" w:w="140"/>
-              <w:bottom w:type="dxa" w:w="90"/>
-              <w:right w:type="dxa" w:w="140"/>
-            </w:tcMar>
-            <w:vAlign w:val="center"/>
-          </w:tcPr>
-          <w:p>
-            <w:pPr>
-              <w:spacing w:after="0" w:before="0" w:line="300"/>
-              <w:jc w:val="left"/>
-            </w:pPr>
-            <w:r>
-              <w:rPr>
-                <w:rFonts w:ascii="SimHei" w:eastAsia="SimHei" w:hAnsi="SimHei"/>
-                <w:sz w:val="22"/>
-                <w:szCs w:val="22"/>
-              </w:rPr>
-              <w:t xml:space="preserve">房屋地址</w:t>
-            </w:r>
-          </w:p>
-        </w:tc>
-        <w:tc>
-          <w:tcPr>
-            <w:tcW w:type="dxa" w:w="7120"/>
-            <w:tcBorders>
-              <w:top w:val="single" w:color="BFBFBF" w:sz="4"/>
-              <w:left w:val="single" w:color="BFBFBF" w:sz="4"/>
-              <w:bottom w:val="single" w:color="BFBFBF" w:sz="4"/>
-              <w:right w:val="single" w:color="BFBFBF" w:sz="4"/>
-            </w:tcBorders>
-            <w:tcMar>
-              <w:top w:type="dxa" w:w="90"/>
-              <w:left w:type="dxa" w:w="140"/>
-              <w:bottom w:type="dxa" w:w="90"/>
-              <w:right w:type="dxa" w:w="140"/>
-            </w:tcMar>
-            <w:vAlign w:val="center"/>
-          </w:tcPr>
-          <w:p>
-            <w:pPr>
-              <w:spacing w:after="0" w:before="0" w:line="300"/>
-              <w:jc w:val="left"/>
-            </w:pPr>
-            <w:r>
-              <w:rPr>
-                <w:rFonts w:ascii="SimSun" w:eastAsia="SimSun" w:hAnsi="SimSun"/>
-                <w:sz w:val="22"/>
-                <w:szCs w:val="22"/>
-              </w:rPr>
-              <w:t xml:space="preserve">【房屋坐落】</w:t>
-            </w:r>
-          </w:p>
-        </w:tc>
-      </w:tr>
-      <w:tr>
-        <w:tc>
-          <w:tcPr>
-            <w:tcW w:type="dxa" w:w="1950"/>
-            <w:tcBorders>
-              <w:top w:val="single" w:color="BFBFBF" w:sz="4"/>
-              <w:left w:val="single" w:color="BFBFBF" w:sz="4"/>
-              <w:bottom w:val="single" w:color="BFBFBF" w:sz="4"/>
-              <w:right w:val="single" w:color="BFBFBF" w:sz="4"/>
-            </w:tcBorders>
-            <w:shd w:fill="F2F2F2" w:color="auto" w:val="clear"/>
-            <w:tcMar>
-              <w:top w:type="dxa" w:w="90"/>
-              <w:left w:type="dxa" w:w="140"/>
-              <w:bottom w:type="dxa" w:w="90"/>
-              <w:right w:type="dxa" w:w="140"/>
-            </w:tcMar>
-            <w:vAlign w:val="center"/>
-          </w:tcPr>
-          <w:p>
-            <w:pPr>
-              <w:spacing w:after="0" w:before="0" w:line="300"/>
-              <w:jc w:val="left"/>
-            </w:pPr>
-            <w:r>
-              <w:rPr>
-                <w:rFonts w:ascii="SimHei" w:eastAsia="SimHei" w:hAnsi="SimHei"/>
-                <w:sz w:val="22"/>
-                <w:szCs w:val="22"/>
-              </w:rPr>
-              <w:t xml:space="preserve">交付日期</w:t>
-            </w:r>
-          </w:p>
-        </w:tc>
-        <w:tc>
-          <w:tcPr>
-            <w:tcW w:type="dxa" w:w="7120"/>
-            <w:tcBorders>
-              <w:top w:val="single" w:color="BFBFBF" w:sz="4"/>
-              <w:left w:val="single" w:color="BFBFBF" w:sz="4"/>
-              <w:bottom w:val="single" w:color="BFBFBF" w:sz="4"/>
-              <w:right w:val="single" w:color="BFBFBF" w:sz="4"/>
-            </w:tcBorders>
-            <w:tcMar>
-              <w:top w:type="dxa" w:w="90"/>
-              <w:left w:type="dxa" w:w="140"/>
-              <w:bottom w:type="dxa" w:w="90"/>
-              <w:right w:type="dxa" w:w="140"/>
-            </w:tcMar>
-            <w:vAlign w:val="center"/>
-          </w:tcPr>
-          <w:p>
-            <w:pPr>
-              <w:spacing w:after="0" w:before="0" w:line="300"/>
-              <w:jc w:val="left"/>
-            </w:pPr>
-            <w:r>
-              <w:rPr>
-                <w:rFonts w:ascii="SimSun" w:eastAsia="SimSun" w:hAnsi="SimSun"/>
-                <w:sz w:val="22"/>
-                <w:szCs w:val="22"/>
-              </w:rPr>
-              <w:t xml:space="preserve">【交付时间】</w:t>
-            </w:r>
-          </w:p>
-        </w:tc>
-      </w:tr>
-      <w:tr>
-        <w:tc>
-          <w:tcPr>
-            <w:tcW w:type="dxa" w:w="1950"/>
-            <w:tcBorders>
-              <w:top w:val="single" w:color="BFBFBF" w:sz="4"/>
-              <w:left w:val="single" w:color="BFBFBF" w:sz="4"/>
-              <w:bottom w:val="single" w:color="BFBFBF" w:sz="4"/>
-              <w:right w:val="single" w:color="BFBFBF" w:sz="4"/>
-            </w:tcBorders>
-            <w:shd w:fill="F2F2F2" w:color="auto" w:val="clear"/>
-            <w:tcMar>
-              <w:top w:type="dxa" w:w="90"/>
-              <w:left w:type="dxa" w:w="140"/>
-              <w:bottom w:type="dxa" w:w="90"/>
-              <w:right w:type="dxa" w:w="140"/>
-            </w:tcMar>
-            <w:vAlign w:val="center"/>
-          </w:tcPr>
-          <w:p>
-            <w:pPr>
-              <w:spacing w:after="0" w:before="0" w:line="300"/>
-              <w:jc w:val="left"/>
-            </w:pPr>
-            <w:r>
-              <w:rPr>
-                <w:rFonts w:ascii="SimHei" w:eastAsia="SimHei" w:hAnsi="SimHei"/>
-                <w:sz w:val="22"/>
-                <w:szCs w:val="22"/>
-              </w:rPr>
-              <w:t xml:space="preserve">水电</w:t>
-            </w:r>
-          </w:p>
-        </w:tc>
-        <w:tc>
-          <w:tcPr>
-            <w:tcW w:type="dxa" w:w="7120"/>
-            <w:tcBorders>
-              <w:top w:val="single" w:color="BFBFBF" w:sz="4"/>
-              <w:left w:val="single" w:color="BFBFBF" w:sz="4"/>
-              <w:bottom w:val="single" w:color="BFBFBF" w:sz="4"/>
-              <w:right w:val="single" w:color="BFBFBF" w:sz="4"/>
-            </w:tcBorders>
-            <w:tcMar>
-              <w:top w:type="dxa" w:w="90"/>
-              <w:left w:type="dxa" w:w="140"/>
-              <w:bottom w:type="dxa" w:w="90"/>
-              <w:right w:type="dxa" w:w="140"/>
-            </w:tcMar>
-            <w:vAlign w:val="center"/>
-          </w:tcPr>
-          <w:p>
-            <w:pPr>
-              <w:spacing w:after="0" w:before="0" w:line="300"/>
-              <w:jc w:val="left"/>
-            </w:pPr>
-            <w:r>
-              <w:rPr>
-                <w:rFonts w:ascii="SimSun" w:eastAsia="SimSun" w:hAnsi="SimSun"/>
-                <w:sz w:val="22"/>
-                <w:szCs w:val="22"/>
-              </w:rPr>
-              <w:t xml:space="preserve">预付充值、即充即用，按各户独立账户余额计费，入住时无需抄表。</w:t>
-            </w:r>
-          </w:p>
-        </w:tc>
-      </w:tr>
-    </w:tbl>
-    <w:p>
-      <w:pPr>
-        <w:spacing w:after="160" w:before="0" w:line="348"/>
-        <w:jc w:val="both"/>
-      </w:pPr>
     </w:p>
     <w:tbl>
       <w:tblPr>
@@ -3630,7 +3405,7 @@
     </w:tbl>
     <w:p>
       <w:pPr>
-        <w:spacing w:after="60" w:before="160" w:line="348"/>
+        <w:spacing w:after="40" w:before="200" w:line="348"/>
         <w:jc w:val="both"/>
       </w:pPr>
       <w:r>
@@ -3639,12 +3414,12 @@
           <w:sz w:val="20"/>
           <w:szCs w:val="20"/>
         </w:rPr>
-        <w:t xml:space="preserve">说明：未提供的物品在“数量”栏填“—”。</w:t>
-      </w:r>
-    </w:p>
-    <w:p>
-      <w:pPr>
-        <w:spacing w:after="60" w:before="0" w:line="348"/>
+        <w:t xml:space="preserve">说明：</w:t>
+      </w:r>
+    </w:p>
+    <w:p>
+      <w:pPr>
+        <w:spacing w:after="40" w:before="0" w:line="348"/>
         <w:jc w:val="both"/>
       </w:pPr>
       <w:r>
@@ -3653,7 +3428,49 @@
           <w:sz w:val="20"/>
           <w:szCs w:val="20"/>
         </w:rPr>
-        <w:t xml:space="preserve">甲方交付确认、乙方接收确认：随本合同电子签名一并确认。</w:t>
+        <w:t xml:space="preserve">1. 未提供的物品在“数量”栏填“—”。</w:t>
+      </w:r>
+    </w:p>
+    <w:p>
+      <w:pPr>
+        <w:spacing w:after="40" w:before="0" w:line="348"/>
+        <w:jc w:val="both"/>
+      </w:pPr>
+      <w:r>
+        <w:rPr>
+          <w:rFonts w:ascii="SimSun" w:eastAsia="SimSun" w:hAnsi="SimSun"/>
+          <w:sz w:val="20"/>
+          <w:szCs w:val="20"/>
+        </w:rPr>
+        <w:t xml:space="preserve">2. 水、电为预付充值，入住时无需抄表。</w:t>
+      </w:r>
+    </w:p>
+    <w:p>
+      <w:pPr>
+        <w:spacing w:after="40" w:before="0" w:line="348"/>
+        <w:jc w:val="both"/>
+      </w:pPr>
+      <w:r>
+        <w:rPr>
+          <w:rFonts w:ascii="SimSun" w:eastAsia="SimSun" w:hAnsi="SimSun"/>
+          <w:sz w:val="20"/>
+          <w:szCs w:val="20"/>
+        </w:rPr>
+        <w:t xml:space="preserve">3. 乙方入住后3日内发现本清单未记录的问题，可以告知甲方补充记录。</w:t>
+      </w:r>
+    </w:p>
+    <w:p>
+      <w:pPr>
+        <w:spacing w:after="60" w:before="0" w:line="348"/>
+        <w:jc w:val="both"/>
+      </w:pPr>
+      <w:r>
+        <w:rPr>
+          <w:rFonts w:ascii="SimSun" w:eastAsia="SimSun" w:hAnsi="SimSun"/>
+          <w:sz w:val="20"/>
+          <w:szCs w:val="20"/>
+        </w:rPr>
+        <w:t xml:space="preserve">4. 甲方交付确认、乙方接收确认：随本合同电子签名一并确认。</w:t>
       </w:r>
     </w:p>
     <w:sectPr>

--- a/specs/contract-template/v4-template.docx
+++ b/specs/contract-template/v4-template.docx
@@ -1865,6 +1865,25 @@
           <w:szCs w:val="22"/>
         </w:rPr>
         <w:t xml:space="preserve">甲方无正当理由提前收回房屋的，应提前【提前退租通知天数】日书面通知乙方，退还押金，并支付相当于【违约金月数】个月租金的违约金。</w:t>
+      </w:r>
+    </w:p>
+    <w:p>
+      <w:pPr>
+        <w:pStyle w:val="ListParagraph"/>
+        <w:numPr>
+          <w:ilvl w:val="0"/>
+          <w:numId w:val="8"/>
+        </w:numPr>
+        <w:spacing w:after="100" w:line="348"/>
+        <w:jc w:val="both"/>
+      </w:pPr>
+      <w:r>
+        <w:rPr>
+          <w:rFonts w:ascii="SimSun" w:eastAsia="SimSun" w:hAnsi="SimSun"/>
+          <w:sz w:val="22"/>
+          <w:szCs w:val="22"/>
+        </w:rPr>
+        <w:t xml:space="preserve">有下列情形之一的，乙方可以书面通知甲方解除合同，无需支付违约金，甲方应退还押金：（1）房屋存在危及人身安全的隐患，经乙方告知后甲方未及时处理；（2）房屋主体或甲方提供的设施损坏，经乙方报修后甲方未及时维修，致使乙方无法正常居住。</w:t>
       </w:r>
     </w:p>
     <w:p>
